--- a/contracts/動画編集_業務委託契約書_ファルコンサーチ向け.docx
+++ b/contracts/動画編集_業務委託契約書_ファルコンサーチ向け.docx
@@ -43,7 +43,17 @@
         <w:t xml:space="preserve">{{要確認}}</w:t>
       </w:r>
       <w:r>
-        <w:t xml:space="preserve">。以下「委託者」といいます）と、藤川拓哉（動画編集者／個人事業主、住所：ul. Puławska 38 m. 19, 02-512 Warszawa, Poland。以下「受託者」といいます）は、動画編集の業務委託について、次のとおり契約します。</w:t>
+        <w:t xml:space="preserve">。以下「委託者」といいます）と、藤川拓哉（動画編集者／個人事業主、住所：</w:t>
+      </w:r>
+      <w:r>
+        <w:rPr>
+          <w:highlight w:val="yellow"/>
+          <w:highlightCs w:val="yellow"/>
+        </w:rPr>
+        <w:t xml:space="preserve">{{要確認}}</w:t>
+      </w:r>
+      <w:r>
+        <w:t xml:space="preserve">。以下「受託者」といいます）は、動画編集の業務委託について、次のとおり契約します。</w:t>
       </w:r>
     </w:p>
     <w:p>
@@ -168,7 +178,7 @@
         <w:tab/>
       </w:r>
       <w:r>
-        <w:t xml:space="preserve">受託者は日本国外に居住しています。成果物の納品や連絡は、すべてオンラインで行います。</w:t>
+        <w:t xml:space="preserve">成果物の納品や連絡は、すべてオンラインで行います。</w:t>
       </w:r>
     </w:p>
     <w:p>
@@ -595,7 +605,7 @@
         <w:tab/>
       </w:r>
       <w:r>
-        <w:t xml:space="preserve">報酬は日本円で定めます。委託者は、受託者が指定する銀行口座（海外の口座を含みます）に、報酬を振り込んで支払います。受託者の振込先は、</w:t>
+        <w:t xml:space="preserve">報酬は日本円で定めます。委託者は、受託者が指定する銀行口座に、報酬を振り込んで支払います。受託者の振込先は、</w:t>
       </w:r>
       <w:r>
         <w:rPr>
@@ -693,7 +703,7 @@
           <w:szCs w:val="18"/>
         </w:rPr>
         <w:br/>
-        <w:t xml:space="preserve">フリーランス保護法では、支払期日は「納品を受けた日」から60日以内です（「検収が終わった日」からではありません）。検収が遅れても、期日は延びません。海外送金は手数料がかかるので、誰が負担するかを必ず決めておきます。</w:t>
+        <w:t xml:space="preserve">フリーランス保護法では、支払期日は「納品を受けた日」から60日以内です（「検収が終わった日」からではありません）。検収が遅れても、期日は延びません。振込手数料は、誰が負担するかを必ず決めておきます。</w:t>
       </w:r>
     </w:p>
     <w:p>
@@ -1954,7 +1964,7 @@
         <w:tab/>
       </w:r>
       <w:r>
-        <w:t xml:space="preserve">本契約は、日本法に従って解釈し、適用します。受託者が日本国外に居住していても、同じです。</w:t>
+        <w:t xml:space="preserve">本契約は、日本法に従って解釈し、適用します。</w:t>
       </w:r>
     </w:p>
     <w:p>
@@ -2019,7 +2029,7 @@
           <w:szCs w:val="18"/>
         </w:rPr>
         <w:br/>
-        <w:t xml:space="preserve">受託者が海外にいるため、裁判になったときの裁判所の場所（遠方か近いか）も大事な点です。まずは話し合いで解決するのが基本です（第17条）。</w:t>
+        <w:t xml:space="preserve">裁判になったときの裁判所の場所（遠方か近いか）も大事な点です。まずは話し合いで解決するのが基本です（第17条）。</w:t>
       </w:r>
     </w:p>
     <w:p>
@@ -2093,7 +2103,7 @@
           <w:szCs w:val="18"/>
         </w:rPr>
         <w:br/>
-        <w:t xml:space="preserve">電子契約なら、海外にいる受託者でも、印刷・押印・郵送なしで契約できます。収入印紙も不要です。署名に使うメールアドレスは、間違いのないものを使いましょう。</w:t>
+        <w:t xml:space="preserve">電子契約なら、離れた場所にいても、印刷・押印・郵送なしで契約できます。収入印紙も不要です。署名に使うメールアドレスは、間違いのないものを使いましょう。</w:t>
       </w:r>
     </w:p>
     <w:p>
@@ -2267,7 +2277,16 @@
           <w:b w:val="false"/>
           <w:bCs w:val="false"/>
         </w:rPr>
-        <w:t xml:space="preserve">住所：ul. Puławska 38 m. 19, 02-512 Warszawa, Poland</w:t>
+        <w:t xml:space="preserve">住所：</w:t>
+      </w:r>
+      <w:r>
+        <w:rPr>
+          <w:b w:val="false"/>
+          <w:bCs w:val="false"/>
+          <w:highlight w:val="yellow"/>
+          <w:highlightCs w:val="yellow"/>
+        </w:rPr>
+        <w:t xml:space="preserve">{{要確認}}</w:t>
       </w:r>
     </w:p>
     <w:p>

--- a/contracts/動画編集_業務委託契約書_ファルコンサーチ向け.docx
+++ b/contracts/動画編集_業務委託契約書_ファルコンサーチ向け.docx
@@ -43,17 +43,7 @@
         <w:t xml:space="preserve">{{要確認}}</w:t>
       </w:r>
       <w:r>
-        <w:t xml:space="preserve">。以下「委託者」といいます）と、藤川拓哉（動画編集者／個人事業主、住所：</w:t>
-      </w:r>
-      <w:r>
-        <w:rPr>
-          <w:highlight w:val="yellow"/>
-          <w:highlightCs w:val="yellow"/>
-        </w:rPr>
-        <w:t xml:space="preserve">{{要確認}}</w:t>
-      </w:r>
-      <w:r>
-        <w:t xml:space="preserve">。以下「受託者」といいます）は、動画編集の業務委託について、次のとおり契約します。</w:t>
+        <w:t xml:space="preserve">。以下「委託者」といいます）と、藤川拓哉（動画編集者／個人事業主、住所：〒860-0823 熊本県熊本市中央区与安町558の1 グランテージュース807。以下「受託者」といいます）は、動画編集の業務委託について、次のとおり契約します。</w:t>
       </w:r>
     </w:p>
     <w:p>
@@ -2277,16 +2267,7 @@
           <w:b w:val="false"/>
           <w:bCs w:val="false"/>
         </w:rPr>
-        <w:t xml:space="preserve">住所：</w:t>
-      </w:r>
-      <w:r>
-        <w:rPr>
-          <w:b w:val="false"/>
-          <w:bCs w:val="false"/>
-          <w:highlight w:val="yellow"/>
-          <w:highlightCs w:val="yellow"/>
-        </w:rPr>
-        <w:t xml:space="preserve">{{要確認}}</w:t>
+        <w:t xml:space="preserve">住所：〒860-0823 熊本県熊本市中央区与安町558の1 グランテージュース807</w:t>
       </w:r>
     </w:p>
     <w:p>

--- a/contracts/動画編集_業務委託契約書_ファルコンサーチ向け.docx
+++ b/contracts/動画編集_業務委託契約書_ファルコンサーチ向け.docx
@@ -43,7 +43,7 @@
         <w:t xml:space="preserve">{{要確認}}</w:t>
       </w:r>
       <w:r>
-        <w:t xml:space="preserve">。以下「委託者」といいます）と、藤川拓哉（動画編集者／個人事業主、住所：〒860-0823 熊本県熊本市中央区与安町558の1 グランテージュース807。以下「受託者」といいます）は、動画編集の業務委託について、次のとおり契約します。</w:t>
+        <w:t xml:space="preserve">。以下「委託者」といいます）と、藤川拓哉（動画編集者／個人事業主、住所：〒860-0823 熊本県熊本市中央区世安町558の1 グランテージ世安807。以下「受託者」といいます）は、動画編集の業務委託について、次のとおり契約します。</w:t>
       </w:r>
     </w:p>
     <w:p>
@@ -2267,7 +2267,7 @@
           <w:b w:val="false"/>
           <w:bCs w:val="false"/>
         </w:rPr>
-        <w:t xml:space="preserve">住所：〒860-0823 熊本県熊本市中央区与安町558の1 グランテージュース807</w:t>
+        <w:t xml:space="preserve">住所：〒860-0823 熊本県熊本市中央区世安町558の1 グランテージ世安807</w:t>
       </w:r>
     </w:p>
     <w:p>

--- a/contracts/動画編集_業務委託契約書_ファルコンサーチ向け.docx
+++ b/contracts/動画編集_業務委託契約書_ファルコンサーチ向け.docx
@@ -1223,17 +1223,7 @@
         <w:tab/>
       </w:r>
       <w:r>
-        <w:t xml:space="preserve">成果物の著作権の取扱いは、</w:t>
-      </w:r>
-      <w:r>
-        <w:rPr>
-          <w:highlight w:val="yellow"/>
-          <w:highlightCs w:val="yellow"/>
-        </w:rPr>
-        <w:t xml:space="preserve">{{要確認}}</w:t>
-      </w:r>
-      <w:r>
-        <w:t xml:space="preserve">とします。</w:t>
+        <w:t xml:space="preserve">成果物の著作権（著作権法第27条・第28条の権利を含みます）は、報酬の全額が支払われたときに、受託者から委託者に移転します。受託者は、成果物について、著作者人格権を行使しません。</w:t>
       </w:r>
     </w:p>
     <w:p>
@@ -1259,17 +1249,7 @@
         <w:tab/>
       </w:r>
       <w:r>
-        <w:t xml:space="preserve">受託者が成果物を自分の実績として掲載してよいかどうかは、</w:t>
-      </w:r>
-      <w:r>
-        <w:rPr>
-          <w:highlight w:val="yellow"/>
-          <w:highlightCs w:val="yellow"/>
-        </w:rPr>
-        <w:t xml:space="preserve">{{要確認}}</w:t>
-      </w:r>
-      <w:r>
-        <w:t xml:space="preserve">とします。</w:t>
+        <w:t xml:space="preserve">受託者は、公開された成果物を、自分の実績として、ポートフォリオ、ウェブサイト、SNS、営業資料などに掲載できます。ただし、未公開の素材や、第10条の秘密情報は掲載しません。委託者から、特定の成果物や委託者名の掲載を控えるよう求められたときは、これに従います。</w:t>
       </w:r>
     </w:p>
     <w:p>
@@ -1572,17 +1552,7 @@
         <w:t xml:space="preserve">{{要確認}}</w:t>
       </w:r>
       <w:r>
-        <w:t xml:space="preserve">日から</w:t>
-      </w:r>
-      <w:r>
-        <w:rPr>
-          <w:highlight w:val="yellow"/>
-          <w:highlightCs w:val="yellow"/>
-        </w:rPr>
-        <w:t xml:space="preserve">{{要確認}}</w:t>
-      </w:r>
-      <w:r>
-        <w:t xml:space="preserve">とします。</w:t>
+        <w:t xml:space="preserve">日から1年間とします。</w:t>
       </w:r>
     </w:p>
     <w:p>
@@ -1595,27 +1565,7 @@
         <w:tab/>
       </w:r>
       <w:r>
-        <w:t xml:space="preserve">期間が終わる</w:t>
-      </w:r>
-      <w:r>
-        <w:rPr>
-          <w:highlight w:val="yellow"/>
-          <w:highlightCs w:val="yellow"/>
-        </w:rPr>
-        <w:t xml:space="preserve">{{要確認}}</w:t>
-      </w:r>
-      <w:r>
-        <w:t xml:space="preserve">前までに、委託者と受託者のどちらからも更新しない旨の通知がないときは、本契約は同じ条件で</w:t>
-      </w:r>
-      <w:r>
-        <w:rPr>
-          <w:highlight w:val="yellow"/>
-          <w:highlightCs w:val="yellow"/>
-        </w:rPr>
-        <w:t xml:space="preserve">{{要確認}}</w:t>
-      </w:r>
-      <w:r>
-        <w:t xml:space="preserve">更新され、以降も同様とします。</w:t>
+        <w:t xml:space="preserve">期間が終わる30日前までに、委託者と受託者のどちらからも更新しない旨の通知がないときは、本契約は同じ条件で1年間更新され、以降も同様とします。</w:t>
       </w:r>
     </w:p>
     <w:p>
@@ -1967,17 +1917,7 @@
         <w:tab/>
       </w:r>
       <w:r>
-        <w:t xml:space="preserve">本契約に関して争いが生じたときは、</w:t>
-      </w:r>
-      <w:r>
-        <w:rPr>
-          <w:highlight w:val="yellow"/>
-          <w:highlightCs w:val="yellow"/>
-        </w:rPr>
-        <w:t xml:space="preserve">{{要確認}}</w:t>
-      </w:r>
-      <w:r>
-        <w:t xml:space="preserve">を第一審の専属的合意管轄裁判所とします。</w:t>
+        <w:t xml:space="preserve">本契約に関して争いが生じたときは、東京地方裁判所を第一審の専属的合意管轄裁判所とします。</w:t>
       </w:r>
     </w:p>
     <w:p>

--- a/contracts/動画編集_業務委託契約書_ファルコンサーチ向け.docx
+++ b/contracts/動画編集_業務委託契約書_ファルコンサーチ向け.docx
@@ -83,35 +83,6 @@
     </w:p>
     <w:p>
       <w:pPr>
-        <w:pBdr>
-          <w:left w:val="single" w:color="5B8C4A" w:sz="18" w:space="6"/>
-        </w:pBdr>
-        <w:shd w:fill="E8F1E4" w:color="auto" w:val="clear"/>
-        <w:spacing w:after="140" w:before="60" w:line="300"/>
-        <w:ind w:left="440"/>
-      </w:pPr>
-      <w:r>
-        <w:rPr>
-          <w:b/>
-          <w:bCs/>
-          <w:color w:val="2E5E2E"/>
-          <w:sz w:val="17"/>
-          <w:szCs w:val="17"/>
-        </w:rPr>
-        <w:t xml:space="preserve">ここがポイント（不要なら、この段落ごと削除できます）</w:t>
-      </w:r>
-      <w:r>
-        <w:rPr>
-          <w:color w:val="2E5E2E"/>
-          <w:sz w:val="18"/>
-          <w:szCs w:val="18"/>
-        </w:rPr>
-        <w:br/>
-        <w:t xml:space="preserve">この契約は「基本ルール」です。毎回の仕事の依頼は、第3条の「個別発注」で行います。</w:t>
-      </w:r>
-    </w:p>
-    <w:p>
-      <w:pPr>
         <w:pStyle w:val="Heading2"/>
         <w:keepNext/>
       </w:pPr>
@@ -173,35 +144,6 @@
     </w:p>
     <w:p>
       <w:pPr>
-        <w:pBdr>
-          <w:left w:val="single" w:color="5B8C4A" w:sz="18" w:space="6"/>
-        </w:pBdr>
-        <w:shd w:fill="E8F1E4" w:color="auto" w:val="clear"/>
-        <w:spacing w:after="140" w:before="60" w:line="300"/>
-        <w:ind w:left="440"/>
-      </w:pPr>
-      <w:r>
-        <w:rPr>
-          <w:b/>
-          <w:bCs/>
-          <w:color w:val="2E5E2E"/>
-          <w:sz w:val="17"/>
-          <w:szCs w:val="17"/>
-        </w:rPr>
-        <w:t xml:space="preserve">ここがポイント（不要なら、この段落ごと削除できます）</w:t>
-      </w:r>
-      <w:r>
-        <w:rPr>
-          <w:color w:val="2E5E2E"/>
-          <w:sz w:val="18"/>
-          <w:szCs w:val="18"/>
-        </w:rPr>
-        <w:br/>
-        <w:t xml:space="preserve">別紙に種類を足せば、本文を変えずに長尺動画なども扱えます。長尺の単価は、決まってから別紙に書き足します。</w:t>
-      </w:r>
-    </w:p>
-    <w:p>
-      <w:pPr>
         <w:pStyle w:val="Heading2"/>
         <w:keepNext/>
       </w:pPr>
@@ -363,35 +305,6 @@
       </w:r>
       <w:r>
         <w:t xml:space="preserve">別紙に記載の想定本数は目安です。委託者は一定の本数を発注する義務を負わず、受託者も一定の本数を引き受ける義務を負いません。</w:t>
-      </w:r>
-    </w:p>
-    <w:p>
-      <w:pPr>
-        <w:pBdr>
-          <w:left w:val="single" w:color="5B8C4A" w:sz="18" w:space="6"/>
-        </w:pBdr>
-        <w:shd w:fill="E8F1E4" w:color="auto" w:val="clear"/>
-        <w:spacing w:after="140" w:before="60" w:line="300"/>
-        <w:ind w:left="440"/>
-      </w:pPr>
-      <w:r>
-        <w:rPr>
-          <w:b/>
-          <w:bCs/>
-          <w:color w:val="2E5E2E"/>
-          <w:sz w:val="17"/>
-          <w:szCs w:val="17"/>
-        </w:rPr>
-        <w:t xml:space="preserve">ここがポイント（不要なら、この段落ごと削除できます）</w:t>
-      </w:r>
-      <w:r>
-        <w:rPr>
-          <w:color w:val="2E5E2E"/>
-          <w:sz w:val="18"/>
-          <w:szCs w:val="18"/>
-        </w:rPr>
-        <w:br/>
-        <w:t xml:space="preserve">SlackやスプレッドシートでのOKな指示が、正式な発注になります。あとで「言った・言わない」にならないよう、投稿やスプレッドシートの履歴を残しておきましょう。毎月の本数は保証されません。最低本数がほしい場合は、第6項に書き足します。</w:t>
       </w:r>
     </w:p>
     <w:p>
@@ -449,7 +362,94 @@
         <w:tab/>
       </w:r>
       <w:r>
-        <w:t xml:space="preserve">受託者は、</w:t>
+        <w:t xml:space="preserve">受託者は、毎月末日で締め、その期間に納品した成果物（検収に合格したもの）の本数と金額をまとめた請求書を、翌月5日までに、メールやSlackなどの電磁的方法で委託者に送ります。</w:t>
+      </w:r>
+    </w:p>
+    <w:p>
+      <w:pPr>
+        <w:spacing w:after="90" w:line="340"/>
+        <w:ind w:left="440" w:hanging="440"/>
+      </w:pPr>
+      <w:r>
+        <w:t xml:space="preserve">4.</w:t>
+        <w:tab/>
+      </w:r>
+      <w:r>
+        <w:t xml:space="preserve">請求書には、納品日、動画の名前（または見分けられる情報）、本数、単価、金額を書きます。</w:t>
+      </w:r>
+    </w:p>
+    <w:p>
+      <w:pPr>
+        <w:spacing w:after="90" w:line="340"/>
+        <w:ind w:left="440" w:hanging="440"/>
+      </w:pPr>
+      <w:r>
+        <w:t xml:space="preserve">5.</w:t>
+        <w:tab/>
+      </w:r>
+      <w:r>
+        <w:t xml:space="preserve">委託者は、請求書の内容に疑問があるときは、速やかに受託者に連絡します。確認に時間がかかるときも、疑問のない部分は支払期日までに支払います。</w:t>
+      </w:r>
+    </w:p>
+    <w:p>
+      <w:pPr>
+        <w:pStyle w:val="Heading2"/>
+        <w:keepNext/>
+      </w:pPr>
+      <w:r>
+        <w:t xml:space="preserve">第5条（支払条件）</w:t>
+      </w:r>
+    </w:p>
+    <w:p>
+      <w:pPr>
+        <w:spacing w:after="90" w:line="340"/>
+        <w:ind w:left="440" w:hanging="440"/>
+      </w:pPr>
+      <w:r>
+        <w:t xml:space="preserve">1.</w:t>
+        <w:tab/>
+      </w:r>
+      <w:r>
+        <w:t xml:space="preserve">報酬の支払期日は、締め日の翌月末日とします。</w:t>
+      </w:r>
+    </w:p>
+    <w:p>
+      <w:pPr>
+        <w:spacing w:after="90" w:line="340"/>
+        <w:ind w:left="440" w:hanging="440"/>
+      </w:pPr>
+      <w:r>
+        <w:t xml:space="preserve">2.</w:t>
+        <w:tab/>
+      </w:r>
+      <w:r>
+        <w:t xml:space="preserve">前項にかかわらず、支払期日は、成果物を受け取った日（納品日）から60日を超えてはなりません。前項の日が納品日から60日を超えるときは、納品日から60日目を支払期日とします。検収にかかった日数を理由に、支払期日を延ばすことはありません。</w:t>
+      </w:r>
+    </w:p>
+    <w:p>
+      <w:pPr>
+        <w:spacing w:after="90" w:line="340"/>
+        <w:ind w:left="440" w:hanging="440"/>
+      </w:pPr>
+      <w:r>
+        <w:t xml:space="preserve">3.</w:t>
+        <w:tab/>
+      </w:r>
+      <w:r>
+        <w:t xml:space="preserve">支払期日が銀行の休業日にあたるときは、その直前の営業日までに支払います。</w:t>
+      </w:r>
+    </w:p>
+    <w:p>
+      <w:pPr>
+        <w:spacing w:after="90" w:line="340"/>
+        <w:ind w:left="440" w:hanging="440"/>
+      </w:pPr>
+      <w:r>
+        <w:t xml:space="preserve">4.</w:t>
+        <w:tab/>
+      </w:r>
+      <w:r>
+        <w:t xml:space="preserve">報酬は日本円で定めます。委託者は、受託者が指定する銀行口座に、報酬を振り込んで支払います。受託者の振込先は、</w:t>
       </w:r>
       <w:r>
         <w:rPr>
@@ -459,7 +459,20 @@
         <w:t xml:space="preserve">{{要確認}}</w:t>
       </w:r>
       <w:r>
-        <w:t xml:space="preserve">で締め、その期間に納品した成果物（検収に合格したもの）の本数と金額をまとめた請求書を、</w:t>
+        <w:t xml:space="preserve">とします。</w:t>
+      </w:r>
+    </w:p>
+    <w:p>
+      <w:pPr>
+        <w:spacing w:after="90" w:line="340"/>
+        <w:ind w:left="440" w:hanging="440"/>
+      </w:pPr>
+      <w:r>
+        <w:t xml:space="preserve">5.</w:t>
+        <w:tab/>
+      </w:r>
+      <w:r>
+        <w:t xml:space="preserve">振込手数料（送金手数料、中継銀行の手数料、為替手数料などを含みます）は、</w:t>
       </w:r>
       <w:r>
         <w:rPr>
@@ -469,62 +482,33 @@
         <w:t xml:space="preserve">{{要確認}}</w:t>
       </w:r>
       <w:r>
-        <w:t xml:space="preserve">までに、メールやSlackなどの電磁的方法で委託者に送ります。</w:t>
-      </w:r>
-    </w:p>
-    <w:p>
-      <w:pPr>
-        <w:spacing w:after="90" w:line="340"/>
-        <w:ind w:left="440" w:hanging="440"/>
-      </w:pPr>
-      <w:r>
-        <w:t xml:space="preserve">4.</w:t>
-        <w:tab/>
-      </w:r>
-      <w:r>
-        <w:t xml:space="preserve">請求書には、納品日、動画の名前（または見分けられる情報）、本数、単価、金額を書きます。</w:t>
-      </w:r>
-    </w:p>
-    <w:p>
-      <w:pPr>
-        <w:spacing w:after="90" w:line="340"/>
-        <w:ind w:left="440" w:hanging="440"/>
-      </w:pPr>
-      <w:r>
-        <w:t xml:space="preserve">5.</w:t>
-        <w:tab/>
-      </w:r>
-      <w:r>
-        <w:t xml:space="preserve">委託者は、請求書の内容に疑問があるときは、速やかに受託者に連絡します。確認に時間がかかるときも、疑問のない部分は支払期日までに支払います。</w:t>
-      </w:r>
-    </w:p>
-    <w:p>
-      <w:pPr>
-        <w:pBdr>
-          <w:left w:val="single" w:color="5B8C4A" w:sz="18" w:space="6"/>
-        </w:pBdr>
-        <w:shd w:fill="E8F1E4" w:color="auto" w:val="clear"/>
-        <w:spacing w:after="140" w:before="60" w:line="300"/>
-        <w:ind w:left="440"/>
-      </w:pPr>
-      <w:r>
-        <w:rPr>
-          <w:b/>
-          <w:bCs/>
-          <w:color w:val="2E5E2E"/>
-          <w:sz w:val="17"/>
-          <w:szCs w:val="17"/>
-        </w:rPr>
-        <w:t xml:space="preserve">ここがポイント（不要なら、この段落ごと削除できます）</w:t>
-      </w:r>
-      <w:r>
-        <w:rPr>
-          <w:color w:val="2E5E2E"/>
-          <w:sz w:val="18"/>
-          <w:szCs w:val="18"/>
-        </w:rPr>
-        <w:br/>
-        <w:t xml:space="preserve">計算例：単価8,000円の動画を11本納品した月は、8,000円×11本＝88,000円（税別）です。</w:t>
+        <w:t xml:space="preserve">が負担します。受託者が負担する場合に限り、委託者は、実際にかかった手数料の額を報酬から差し引くことができ、その額を受託者に明らかにします。</w:t>
+      </w:r>
+    </w:p>
+    <w:p>
+      <w:pPr>
+        <w:spacing w:after="90" w:line="340"/>
+        <w:ind w:left="440" w:hanging="440"/>
+      </w:pPr>
+      <w:r>
+        <w:t xml:space="preserve">6.</w:t>
+        <w:tab/>
+      </w:r>
+      <w:r>
+        <w:t xml:space="preserve">委託者が支払期日までに支払わないときは、支払期日の翌日から支払済みまで、年14.6％の割合による遅延損害金を支払います。</w:t>
+      </w:r>
+    </w:p>
+    <w:p>
+      <w:pPr>
+        <w:spacing w:after="90" w:line="340"/>
+        <w:ind w:left="440" w:hanging="440"/>
+      </w:pPr>
+      <w:r>
+        <w:t xml:space="preserve">7.</w:t>
+        <w:tab/>
+      </w:r>
+      <w:r>
+        <w:t xml:space="preserve">各自の税金は、各自が負担します。法令により委託者が源泉徴収などをする必要があるときは、委託者は、事前にその旨と理由を受託者に伝え、支払明細に金額を記載します。</w:t>
       </w:r>
     </w:p>
     <w:p>
@@ -533,7 +517,7 @@
         <w:keepNext/>
       </w:pPr>
       <w:r>
-        <w:t xml:space="preserve">第5条（支払条件）</w:t>
+        <w:t xml:space="preserve">第6条（納期と検収）</w:t>
       </w:r>
     </w:p>
     <w:p>
@@ -546,17 +530,7 @@
         <w:tab/>
       </w:r>
       <w:r>
-        <w:t xml:space="preserve">報酬の支払期日は、</w:t>
-      </w:r>
-      <w:r>
-        <w:rPr>
-          <w:highlight w:val="yellow"/>
-          <w:highlightCs w:val="yellow"/>
-        </w:rPr>
-        <w:t xml:space="preserve">{{要確認}}</w:t>
-      </w:r>
-      <w:r>
-        <w:t xml:space="preserve">とします。</w:t>
+        <w:t xml:space="preserve">納期は、個別発注で示された日時（日本時間）です。示されていないときは、素材と編集指示が揃ってから3営業日以内を納期とします。</w:t>
       </w:r>
     </w:p>
     <w:p>
@@ -569,7 +543,7 @@
         <w:tab/>
       </w:r>
       <w:r>
-        <w:t xml:space="preserve">前項にかかわらず、支払期日は、成果物を受け取った日（納品日）から60日を超えてはなりません。前項の日が納品日から60日を超えるときは、納品日から60日目を支払期日とします。検収にかかった日数を理由に、支払期日を延ばすことはありません。</w:t>
+        <w:t xml:space="preserve">受託者は、成果物を、個別発注で指定された方法（指定がないときは、クラウドストレージの共有リンクなど）でオンライン納品し、Slack（委託者と受託者が共有するワークスペース）で委託者に知らせます。委託者が成果物を受け取れる状態にして知らせた日を、「納品日」といいます。</w:t>
       </w:r>
     </w:p>
     <w:p>
@@ -582,7 +556,7 @@
         <w:tab/>
       </w:r>
       <w:r>
-        <w:t xml:space="preserve">支払期日が銀行の休業日にあたるときは、その直前の営業日までに支払います。</w:t>
+        <w:t xml:space="preserve">委託者は、納品日から3営業日以内に、成果物が個別発注の内容に合っているかを確認し、「合格」または「修正してほしい点」を受託者に知らせます。</w:t>
       </w:r>
     </w:p>
     <w:p>
@@ -595,17 +569,7 @@
         <w:tab/>
       </w:r>
       <w:r>
-        <w:t xml:space="preserve">報酬は日本円で定めます。委託者は、受託者が指定する銀行口座に、報酬を振り込んで支払います。受託者の振込先は、</w:t>
-      </w:r>
-      <w:r>
-        <w:rPr>
-          <w:highlight w:val="yellow"/>
-          <w:highlightCs w:val="yellow"/>
-        </w:rPr>
-        <w:t xml:space="preserve">{{要確認}}</w:t>
-      </w:r>
-      <w:r>
-        <w:t xml:space="preserve">とします。</w:t>
+        <w:t xml:space="preserve">委託者が前項の期間内に連絡しないときは、期間の経過をもって合格とみなします。</w:t>
       </w:r>
     </w:p>
     <w:p>
@@ -618,17 +582,7 @@
         <w:tab/>
       </w:r>
       <w:r>
-        <w:t xml:space="preserve">振込手数料（送金手数料、中継銀行の手数料、為替手数料などを含みます）は、</w:t>
-      </w:r>
-      <w:r>
-        <w:rPr>
-          <w:highlight w:val="yellow"/>
-          <w:highlightCs w:val="yellow"/>
-        </w:rPr>
-        <w:t xml:space="preserve">{{要確認}}</w:t>
-      </w:r>
-      <w:r>
-        <w:t xml:space="preserve">が負担します。受託者が負担する場合に限り、委託者は、実際にかかった手数料の額を報酬から差し引くことができ、その額を受託者に明らかにします。</w:t>
+        <w:t xml:space="preserve">委託者は、個別発注に示されていない基準を理由に、不合格としてはなりません。</w:t>
       </w:r>
     </w:p>
     <w:p>
@@ -641,17 +595,7 @@
         <w:tab/>
       </w:r>
       <w:r>
-        <w:t xml:space="preserve">委託者が支払期日までに支払わないときは、支払期日の翌日から支払済みまで、年</w:t>
-      </w:r>
-      <w:r>
-        <w:rPr>
-          <w:highlight w:val="yellow"/>
-          <w:highlightCs w:val="yellow"/>
-        </w:rPr>
-        <w:t xml:space="preserve">{{要確認}}</w:t>
-      </w:r>
-      <w:r>
-        <w:t xml:space="preserve">の割合による遅延損害金を支払います。</w:t>
+        <w:t xml:space="preserve">素材や編集指示の提供が遅れたとき、内容に不備があったときなど、委託者側の事情で受託者が作業できなかった期間は、納期がその分延びます。</w:t>
       </w:r>
     </w:p>
     <w:p>
@@ -664,36 +608,7 @@
         <w:tab/>
       </w:r>
       <w:r>
-        <w:t xml:space="preserve">各自の税金は、各自が負担します。法令により委託者が源泉徴収などをする必要があるときは、委託者は、事前にその旨と理由を受託者に伝え、支払明細に金額を記載します。</w:t>
-      </w:r>
-    </w:p>
-    <w:p>
-      <w:pPr>
-        <w:pBdr>
-          <w:left w:val="single" w:color="5B8C4A" w:sz="18" w:space="6"/>
-        </w:pBdr>
-        <w:shd w:fill="E8F1E4" w:color="auto" w:val="clear"/>
-        <w:spacing w:after="140" w:before="60" w:line="300"/>
-        <w:ind w:left="440"/>
-      </w:pPr>
-      <w:r>
-        <w:rPr>
-          <w:b/>
-          <w:bCs/>
-          <w:color w:val="2E5E2E"/>
-          <w:sz w:val="17"/>
-          <w:szCs w:val="17"/>
-        </w:rPr>
-        <w:t xml:space="preserve">ここがポイント（不要なら、この段落ごと削除できます）</w:t>
-      </w:r>
-      <w:r>
-        <w:rPr>
-          <w:color w:val="2E5E2E"/>
-          <w:sz w:val="18"/>
-          <w:szCs w:val="18"/>
-        </w:rPr>
-        <w:br/>
-        <w:t xml:space="preserve">フリーランス保護法では、支払期日は「納品を受けた日」から60日以内です（「検収が終わった日」からではありません）。検収が遅れても、期日は延びません。振込手数料は、誰が負担するかを必ず決めておきます。</w:t>
+        <w:t xml:space="preserve">受託者は、納期に間に合わない見込みになったときは、わかった時点で速やかに連絡します。</w:t>
       </w:r>
     </w:p>
     <w:p>
@@ -702,7 +617,7 @@
         <w:keepNext/>
       </w:pPr>
       <w:r>
-        <w:t xml:space="preserve">第6条（納期と検収）</w:t>
+        <w:t xml:space="preserve">第7条（修正対応の範囲）</w:t>
       </w:r>
     </w:p>
     <w:p>
@@ -715,17 +630,7 @@
         <w:tab/>
       </w:r>
       <w:r>
-        <w:t xml:space="preserve">納期は、個別発注で示された日時（日本時間）です。示されていないときは、</w:t>
-      </w:r>
-      <w:r>
-        <w:rPr>
-          <w:highlight w:val="yellow"/>
-          <w:highlightCs w:val="yellow"/>
-        </w:rPr>
-        <w:t xml:space="preserve">{{要確認}}</w:t>
-      </w:r>
-      <w:r>
-        <w:t xml:space="preserve">を納期とします。</w:t>
+        <w:t xml:space="preserve">納品した成果物が個別発注の編集指示に沿っていない（誤りや抜けがある）ときは、受託者は無償で直します。この修正は、次項の回数に数えません。</w:t>
       </w:r>
     </w:p>
     <w:p>
@@ -738,7 +643,7 @@
         <w:tab/>
       </w:r>
       <w:r>
-        <w:t xml:space="preserve">受託者は、成果物を、個別発注で指定された方法（指定がないときは、クラウドストレージの共有リンクなど）でオンライン納品し、Slack（委託者と受託者が共有するワークスペース）で委託者に知らせます。委託者が成果物を受け取れる状態にして知らせた日を、「納品日」といいます。</w:t>
+        <w:t xml:space="preserve">編集指示に沿った成果物について、委託者が細かな手直し（テロップの文言や表示時間の調整、カット位置の微調整など）を求めるときは、1本につき2回まで、無償で対応します。1回とは、委託者が確認のうえ、一度にまとめて伝えた修正依頼をいいます。</w:t>
       </w:r>
     </w:p>
     <w:p>
@@ -751,17 +656,7 @@
         <w:tab/>
       </w:r>
       <w:r>
-        <w:t xml:space="preserve">委託者は、</w:t>
-      </w:r>
-      <w:r>
-        <w:rPr>
-          <w:highlight w:val="yellow"/>
-          <w:highlightCs w:val="yellow"/>
-        </w:rPr>
-        <w:t xml:space="preserve">{{要確認}}</w:t>
-      </w:r>
-      <w:r>
-        <w:t xml:space="preserve">以内に、成果物が個別発注の内容に合っているかを確認し、「合格」または「修正してほしい点」を受託者に知らせます。</w:t>
+        <w:t xml:space="preserve">修正の依頼は、直す箇所と内容がわかるように、Slack（委託者と受託者が共有するワークスペース）などで具体的に伝えます。</w:t>
       </w:r>
     </w:p>
     <w:p>
@@ -774,7 +669,46 @@
         <w:tab/>
       </w:r>
       <w:r>
-        <w:t xml:space="preserve">委託者が前項の期間内に連絡しないときは、期間の経過をもって合格とみなします。</w:t>
+        <w:t xml:space="preserve">次の場合は追加の作業となり、追加の報酬について協議し、合意したうえで対応します。受託者は、追加の作業を断ることもできます。</w:t>
+      </w:r>
+    </w:p>
+    <w:p>
+      <w:pPr>
+        <w:spacing w:after="60" w:line="330"/>
+        <w:ind w:left="1000" w:hanging="560"/>
+      </w:pPr>
+      <w:r>
+        <w:t xml:space="preserve">(1)</w:t>
+        <w:tab/>
+      </w:r>
+      <w:r>
+        <w:t xml:space="preserve">前の無償の回数を超える修正</w:t>
+      </w:r>
+    </w:p>
+    <w:p>
+      <w:pPr>
+        <w:spacing w:after="60" w:line="330"/>
+        <w:ind w:left="1000" w:hanging="560"/>
+      </w:pPr>
+      <w:r>
+        <w:t xml:space="preserve">(2)</w:t>
+        <w:tab/>
+      </w:r>
+      <w:r>
+        <w:t xml:space="preserve">個別発注のあとで行う、編集指示の変更や追加（構成の大幅な変更、BGMや素材の差し替え、長さや形式の変更など）</w:t>
+      </w:r>
+    </w:p>
+    <w:p>
+      <w:pPr>
+        <w:spacing w:after="60" w:line="330"/>
+        <w:ind w:left="1000" w:hanging="560"/>
+      </w:pPr>
+      <w:r>
+        <w:t xml:space="preserve">(3)</w:t>
+        <w:tab/>
+      </w:r>
+      <w:r>
+        <w:t xml:space="preserve">納品後に素材が差し替えられた場合の編集のやり直し</w:t>
       </w:r>
     </w:p>
     <w:p>
@@ -787,62 +721,7 @@
         <w:tab/>
       </w:r>
       <w:r>
-        <w:t xml:space="preserve">委託者は、個別発注に示されていない基準を理由に、不合格としてはなりません。</w:t>
-      </w:r>
-    </w:p>
-    <w:p>
-      <w:pPr>
-        <w:spacing w:after="90" w:line="340"/>
-        <w:ind w:left="440" w:hanging="440"/>
-      </w:pPr>
-      <w:r>
-        <w:t xml:space="preserve">6.</w:t>
-        <w:tab/>
-      </w:r>
-      <w:r>
-        <w:t xml:space="preserve">素材や編集指示の提供が遅れたとき、内容に不備があったときなど、委託者側の事情で受託者が作業できなかった期間は、納期がその分延びます。</w:t>
-      </w:r>
-    </w:p>
-    <w:p>
-      <w:pPr>
-        <w:spacing w:after="90" w:line="340"/>
-        <w:ind w:left="440" w:hanging="440"/>
-      </w:pPr>
-      <w:r>
-        <w:t xml:space="preserve">7.</w:t>
-        <w:tab/>
-      </w:r>
-      <w:r>
-        <w:t xml:space="preserve">受託者は、納期に間に合わない見込みになったときは、わかった時点で速やかに連絡します。</w:t>
-      </w:r>
-    </w:p>
-    <w:p>
-      <w:pPr>
-        <w:pBdr>
-          <w:left w:val="single" w:color="5B8C4A" w:sz="18" w:space="6"/>
-        </w:pBdr>
-        <w:shd w:fill="E8F1E4" w:color="auto" w:val="clear"/>
-        <w:spacing w:after="140" w:before="60" w:line="300"/>
-        <w:ind w:left="440"/>
-      </w:pPr>
-      <w:r>
-        <w:rPr>
-          <w:b/>
-          <w:bCs/>
-          <w:color w:val="2E5E2E"/>
-          <w:sz w:val="17"/>
-          <w:szCs w:val="17"/>
-        </w:rPr>
-        <w:t xml:space="preserve">ここがポイント（不要なら、この段落ごと削除できます）</w:t>
-      </w:r>
-      <w:r>
-        <w:rPr>
-          <w:color w:val="2E5E2E"/>
-          <w:sz w:val="18"/>
-          <w:szCs w:val="18"/>
-        </w:rPr>
-        <w:br/>
-        <w:t xml:space="preserve">確認の連絡がないまま期間が過ぎたら「合格」になります。これで「いつまでも検収が終わらず、報酬が確定しない」ことを防げます。</w:t>
+        <w:t xml:space="preserve">前項で追加の作業を断った場合でも、すでに行った作業に応じた報酬は支払われます。</w:t>
       </w:r>
     </w:p>
     <w:p>
@@ -851,7 +730,7 @@
         <w:keepNext/>
       </w:pPr>
       <w:r>
-        <w:t xml:space="preserve">第7条（修正対応の範囲）</w:t>
+        <w:t xml:space="preserve">第8条（委託者が行ってはならないこと）</w:t>
       </w:r>
     </w:p>
     <w:p>
@@ -864,56 +743,7 @@
         <w:tab/>
       </w:r>
       <w:r>
-        <w:t xml:space="preserve">納品した成果物が個別発注の編集指示に沿っていない（誤りや抜けがある）ときは、受託者は無償で直します。この修正は、次項の回数に数えません。</w:t>
-      </w:r>
-    </w:p>
-    <w:p>
-      <w:pPr>
-        <w:spacing w:after="90" w:line="340"/>
-        <w:ind w:left="440" w:hanging="440"/>
-      </w:pPr>
-      <w:r>
-        <w:t xml:space="preserve">2.</w:t>
-        <w:tab/>
-      </w:r>
-      <w:r>
-        <w:t xml:space="preserve">編集指示に沿った成果物について、委託者が細かな手直し（テロップの文言や表示時間の調整、カット位置の微調整など）を求めるときは、1本につき</w:t>
-      </w:r>
-      <w:r>
-        <w:rPr>
-          <w:highlight w:val="yellow"/>
-          <w:highlightCs w:val="yellow"/>
-        </w:rPr>
-        <w:t xml:space="preserve">{{要確認}}</w:t>
-      </w:r>
-      <w:r>
-        <w:t xml:space="preserve">まで、無償で対応します。1回とは、委託者が確認のうえ、一度にまとめて伝えた修正依頼をいいます。</w:t>
-      </w:r>
-    </w:p>
-    <w:p>
-      <w:pPr>
-        <w:spacing w:after="90" w:line="340"/>
-        <w:ind w:left="440" w:hanging="440"/>
-      </w:pPr>
-      <w:r>
-        <w:t xml:space="preserve">3.</w:t>
-        <w:tab/>
-      </w:r>
-      <w:r>
-        <w:t xml:space="preserve">修正の依頼は、直す箇所と内容がわかるように、Slack（委託者と受託者が共有するワークスペース）などで具体的に伝えます。</w:t>
-      </w:r>
-    </w:p>
-    <w:p>
-      <w:pPr>
-        <w:spacing w:after="90" w:line="340"/>
-        <w:ind w:left="440" w:hanging="440"/>
-      </w:pPr>
-      <w:r>
-        <w:t xml:space="preserve">4.</w:t>
-        <w:tab/>
-      </w:r>
-      <w:r>
-        <w:t xml:space="preserve">次の場合は追加の作業となり、追加の報酬について協議し、合意したうえで対応します。受託者は、追加の作業を断ることもできます。</w:t>
+        <w:t xml:space="preserve">委託者は、受託者に責任がないのに、次のことをしません。</w:t>
       </w:r>
     </w:p>
     <w:p>
@@ -926,7 +756,7 @@
         <w:tab/>
       </w:r>
       <w:r>
-        <w:t xml:space="preserve">前の無償の回数を超える修正</w:t>
+        <w:t xml:space="preserve">成果物の受取りを拒むこと</w:t>
       </w:r>
     </w:p>
     <w:p>
@@ -939,7 +769,7 @@
         <w:tab/>
       </w:r>
       <w:r>
-        <w:t xml:space="preserve">個別発注のあとで行う、編集指示の変更や追加（構成の大幅な変更、BGMや素材の差し替え、長さや形式の変更など）</w:t>
+        <w:t xml:space="preserve">報酬を減らすこと（値引き、手数料や協賛金などの名目での差引きを含みます。ただし、第5条5項にもとづく振込手数料の差引きは除きます）</w:t>
       </w:r>
     </w:p>
     <w:p>
@@ -952,49 +782,72 @@
         <w:tab/>
       </w:r>
       <w:r>
-        <w:t xml:space="preserve">納品後に素材が差し替えられた場合の編集のやり直し</w:t>
-      </w:r>
-    </w:p>
-    <w:p>
-      <w:pPr>
-        <w:spacing w:after="90" w:line="340"/>
-        <w:ind w:left="440" w:hanging="440"/>
-      </w:pPr>
-      <w:r>
-        <w:t xml:space="preserve">5.</w:t>
-        <w:tab/>
-      </w:r>
-      <w:r>
-        <w:t xml:space="preserve">前項で追加の作業を断った場合でも、すでに行った作業に応じた報酬は支払われます。</w:t>
-      </w:r>
-    </w:p>
-    <w:p>
-      <w:pPr>
-        <w:pBdr>
-          <w:left w:val="single" w:color="5B8C4A" w:sz="18" w:space="6"/>
-        </w:pBdr>
-        <w:shd w:fill="E8F1E4" w:color="auto" w:val="clear"/>
-        <w:spacing w:after="140" w:before="60" w:line="300"/>
-        <w:ind w:left="440"/>
-      </w:pPr>
-      <w:r>
-        <w:rPr>
-          <w:b/>
-          <w:bCs/>
-          <w:color w:val="2E5E2E"/>
-          <w:sz w:val="17"/>
-          <w:szCs w:val="17"/>
-        </w:rPr>
-        <w:t xml:space="preserve">ここがポイント（不要なら、この段落ごと削除できます）</w:t>
-      </w:r>
-      <w:r>
-        <w:rPr>
-          <w:color w:val="2E5E2E"/>
-          <w:sz w:val="18"/>
-          <w:szCs w:val="18"/>
-        </w:rPr>
-        <w:br/>
-        <w:t xml:space="preserve">「何回まで無料で直すか」を先に決めておくと、いつまでも修正が続く事態を防げます。回数を超える分や、指示の途中変更は、別料金の相談になります。</w:t>
+        <w:t xml:space="preserve">成果物を返品すること</w:t>
+      </w:r>
+    </w:p>
+    <w:p>
+      <w:pPr>
+        <w:spacing w:after="60" w:line="330"/>
+        <w:ind w:left="1000" w:hanging="560"/>
+      </w:pPr>
+      <w:r>
+        <w:t xml:space="preserve">(4)</w:t>
+        <w:tab/>
+      </w:r>
+      <w:r>
+        <w:t xml:space="preserve">通常支払われる対価に比べて、著しく低い報酬の額を不当に定めること</w:t>
+      </w:r>
+    </w:p>
+    <w:p>
+      <w:pPr>
+        <w:spacing w:after="60" w:line="330"/>
+        <w:ind w:left="1000" w:hanging="560"/>
+      </w:pPr>
+      <w:r>
+        <w:t xml:space="preserve">(5)</w:t>
+        <w:tab/>
+      </w:r>
+      <w:r>
+        <w:t xml:space="preserve">正当な理由なく、委託者が指定する物の購入やサービスの利用を強制すること</w:t>
+      </w:r>
+    </w:p>
+    <w:p>
+      <w:pPr>
+        <w:spacing w:after="60" w:line="330"/>
+        <w:ind w:left="1000" w:hanging="560"/>
+      </w:pPr>
+      <w:r>
+        <w:t xml:space="preserve">(6)</w:t>
+        <w:tab/>
+      </w:r>
+      <w:r>
+        <w:t xml:space="preserve">金銭、サービスその他の経済上の利益を、受託者に提供させること</w:t>
+      </w:r>
+    </w:p>
+    <w:p>
+      <w:pPr>
+        <w:spacing w:after="60" w:line="330"/>
+        <w:ind w:left="1000" w:hanging="560"/>
+      </w:pPr>
+      <w:r>
+        <w:t xml:space="preserve">(7)</w:t>
+        <w:tab/>
+      </w:r>
+      <w:r>
+        <w:t xml:space="preserve">費用を負担せずに、個別発注の内容を変更したり、成果物の受取りのあとにやり直しをさせたりすること</w:t>
+      </w:r>
+    </w:p>
+    <w:p>
+      <w:pPr>
+        <w:spacing w:after="90" w:line="340"/>
+        <w:ind w:left="440" w:hanging="440"/>
+      </w:pPr>
+      <w:r>
+        <w:t xml:space="preserve">2.</w:t>
+        <w:tab/>
+      </w:r>
+      <w:r>
+        <w:t xml:space="preserve">委託者は、受託者に対し、セクシュアルハラスメント、パワーハラスメントその他のハラスメントをしません。受託者がハラスメントについて相談したことを理由に、不利益な扱いをすることもしません。</w:t>
       </w:r>
     </w:p>
     <w:p>
@@ -1003,7 +856,7 @@
         <w:keepNext/>
       </w:pPr>
       <w:r>
-        <w:t xml:space="preserve">第8条（委託者が行ってはならないこと）</w:t>
+        <w:t xml:space="preserve">第9条（素材・成果物の権利）</w:t>
       </w:r>
     </w:p>
     <w:p>
@@ -1016,7 +869,120 @@
         <w:tab/>
       </w:r>
       <w:r>
-        <w:t xml:space="preserve">委託者は、受託者に責任がないのに、次のことをしません。</w:t>
+        <w:t xml:space="preserve">委託者が提供する素材（映像、音声、画像、BGM、フォント、出演者の肖像、商標など）の権利は、委託者または正当な権利者のものです。</w:t>
+      </w:r>
+    </w:p>
+    <w:p>
+      <w:pPr>
+        <w:spacing w:after="90" w:line="340"/>
+        <w:ind w:left="440" w:hanging="440"/>
+      </w:pPr>
+      <w:r>
+        <w:t xml:space="preserve">2.</w:t>
+        <w:tab/>
+      </w:r>
+      <w:r>
+        <w:t xml:space="preserve">委託者は、提供する素材を編集して公開することについて、必要な許諾や権利処理（著作権、肖像権、商標権など）をすませていることを保証します。第三者から権利侵害の主張があったときは、委託者の責任と費用で解決します。ただし、受託者の故意または重大な過失による場合は除きます。</w:t>
+      </w:r>
+    </w:p>
+    <w:p>
+      <w:pPr>
+        <w:spacing w:after="90" w:line="340"/>
+        <w:ind w:left="440" w:hanging="440"/>
+      </w:pPr>
+      <w:r>
+        <w:t xml:space="preserve">3.</w:t>
+        <w:tab/>
+      </w:r>
+      <w:r>
+        <w:t xml:space="preserve">受託者が自分で用意して使う素材（BGM、効果音、画像、フォントなど）は、商用利用ができるものに限ります。委託者がBGMなどの使用を指定したときは、その権利処理は委託者が行います。</w:t>
+      </w:r>
+    </w:p>
+    <w:p>
+      <w:pPr>
+        <w:spacing w:after="90" w:line="340"/>
+        <w:ind w:left="440" w:hanging="440"/>
+      </w:pPr>
+      <w:r>
+        <w:t xml:space="preserve">4.</w:t>
+        <w:tab/>
+      </w:r>
+      <w:r>
+        <w:t xml:space="preserve">受託者は、委託者から提供された素材を、本業務の目的以外には使いません。</w:t>
+      </w:r>
+    </w:p>
+    <w:p>
+      <w:pPr>
+        <w:spacing w:after="90" w:line="340"/>
+        <w:ind w:left="440" w:hanging="440"/>
+      </w:pPr>
+      <w:r>
+        <w:t xml:space="preserve">5.</w:t>
+        <w:tab/>
+      </w:r>
+      <w:r>
+        <w:t xml:space="preserve">成果物の著作権（著作権法第27条・第28条の権利を含みます）は、報酬の全額が支払われたときに、受託者から委託者に移転します。受託者は、成果物について、著作者人格権を行使しません。</w:t>
+      </w:r>
+    </w:p>
+    <w:p>
+      <w:pPr>
+        <w:spacing w:after="90" w:line="340"/>
+        <w:ind w:left="440" w:hanging="440"/>
+      </w:pPr>
+      <w:r>
+        <w:t xml:space="preserve">6.</w:t>
+        <w:tab/>
+      </w:r>
+      <w:r>
+        <w:t xml:space="preserve">受託者が従来から持っている編集のノウハウ、テンプレート、プリセットなど（以下「既存資産」といいます）の権利は、受託者のものです。成果物に既存資産が含まれるときは、委託者は、その成果物を利用する範囲で、既存資産を利用できます。</w:t>
+      </w:r>
+    </w:p>
+    <w:p>
+      <w:pPr>
+        <w:spacing w:after="90" w:line="340"/>
+        <w:ind w:left="440" w:hanging="440"/>
+      </w:pPr>
+      <w:r>
+        <w:t xml:space="preserve">7.</w:t>
+        <w:tab/>
+      </w:r>
+      <w:r>
+        <w:t xml:space="preserve">受託者は、公開された成果物を、自分の実績として、ポートフォリオ、ウェブサイト、SNS、営業資料などに掲載できます。ただし、未公開の素材や、第10条の秘密情報は掲載しません。委託者から、特定の成果物や委託者名の掲載を控えるよう求められたときは、これに従います。</w:t>
+      </w:r>
+    </w:p>
+    <w:p>
+      <w:pPr>
+        <w:pStyle w:val="Heading2"/>
+        <w:keepNext/>
+      </w:pPr>
+      <w:r>
+        <w:t xml:space="preserve">第10条（秘密保持）</w:t>
+      </w:r>
+    </w:p>
+    <w:p>
+      <w:pPr>
+        <w:spacing w:after="90" w:line="340"/>
+        <w:ind w:left="440" w:hanging="440"/>
+      </w:pPr>
+      <w:r>
+        <w:t xml:space="preserve">1.</w:t>
+        <w:tab/>
+      </w:r>
+      <w:r>
+        <w:t xml:space="preserve">委託者と受託者は、本契約に関して相手方から知った、公開されていない情報（未公開の素材や動画、企画、売上、アカウント情報、個別発注の内容など。以下「秘密情報」といいます）を、本業務の目的以外に使わず、相手方の承諾なく第三者に漏らしません。</w:t>
+      </w:r>
+    </w:p>
+    <w:p>
+      <w:pPr>
+        <w:spacing w:after="90" w:line="340"/>
+        <w:ind w:left="440" w:hanging="440"/>
+      </w:pPr>
+      <w:r>
+        <w:t xml:space="preserve">2.</w:t>
+        <w:tab/>
+      </w:r>
+      <w:r>
+        <w:t xml:space="preserve">次の情報は、秘密情報にあたりません。</w:t>
       </w:r>
     </w:p>
     <w:p>
@@ -1029,7 +995,7 @@
         <w:tab/>
       </w:r>
       <w:r>
-        <w:t xml:space="preserve">成果物の受取りを拒むこと</w:t>
+        <w:t xml:space="preserve">すでに公開されている情報</w:t>
       </w:r>
     </w:p>
     <w:p>
@@ -1042,7 +1008,7 @@
         <w:tab/>
       </w:r>
       <w:r>
-        <w:t xml:space="preserve">報酬を減らすこと（値引き、手数料や協賛金などの名目での差引きを含みます。ただし、第5条5項にもとづく振込手数料の差引きは除きます）</w:t>
+        <w:t xml:space="preserve">相手方から知る前から、持っていた情報</w:t>
       </w:r>
     </w:p>
     <w:p>
@@ -1055,7 +1021,7 @@
         <w:tab/>
       </w:r>
       <w:r>
-        <w:t xml:space="preserve">成果物を返品すること</w:t>
+        <w:t xml:space="preserve">正当な方法で、第三者から知った情報</w:t>
       </w:r>
     </w:p>
     <w:p>
@@ -1068,7 +1034,229 @@
         <w:tab/>
       </w:r>
       <w:r>
-        <w:t xml:space="preserve">通常支払われる対価に比べて、著しく低い報酬の額を不当に定めること</w:t>
+        <w:t xml:space="preserve">相手方の情報を使わずに、自分で作った情報</w:t>
+      </w:r>
+    </w:p>
+    <w:p>
+      <w:pPr>
+        <w:spacing w:after="90" w:line="340"/>
+        <w:ind w:left="440" w:hanging="440"/>
+      </w:pPr>
+      <w:r>
+        <w:t xml:space="preserve">3.</w:t>
+        <w:tab/>
+      </w:r>
+      <w:r>
+        <w:t xml:space="preserve">法令や裁判所・官公庁の命令で開示を求められたときは、その範囲で開示できます。この場合は、できるだけ事前に相手方へ伝えます。</w:t>
+      </w:r>
+    </w:p>
+    <w:p>
+      <w:pPr>
+        <w:spacing w:after="90" w:line="340"/>
+        <w:ind w:left="440" w:hanging="440"/>
+      </w:pPr>
+      <w:r>
+        <w:t xml:space="preserve">4.</w:t>
+        <w:tab/>
+      </w:r>
+      <w:r>
+        <w:t xml:space="preserve">受託者は、弁護士・税理士・会計士など、法律上の守秘義務を負う専門家に、必要な範囲で相談できます。</w:t>
+      </w:r>
+    </w:p>
+    <w:p>
+      <w:pPr>
+        <w:spacing w:after="90" w:line="340"/>
+        <w:ind w:left="440" w:hanging="440"/>
+      </w:pPr>
+      <w:r>
+        <w:t xml:space="preserve">5.</w:t>
+        <w:tab/>
+      </w:r>
+      <w:r>
+        <w:t xml:space="preserve">本契約が終了したときは、相手方の求めに応じて、秘密情報（素材データを含みます）を返すか消去します。ただし、法令上保存が必要なものと、第9条により受託者が掲載できる公開済みの成果物は除きます。</w:t>
+      </w:r>
+    </w:p>
+    <w:p>
+      <w:pPr>
+        <w:spacing w:after="90" w:line="340"/>
+        <w:ind w:left="440" w:hanging="440"/>
+      </w:pPr>
+      <w:r>
+        <w:t xml:space="preserve">6.</w:t>
+        <w:tab/>
+      </w:r>
+      <w:r>
+        <w:t xml:space="preserve">この条の義務は、本契約が終了したあとも、3年間続きます。</w:t>
+      </w:r>
+    </w:p>
+    <w:p>
+      <w:pPr>
+        <w:pStyle w:val="Heading2"/>
+        <w:keepNext/>
+      </w:pPr>
+      <w:r>
+        <w:t xml:space="preserve">第11条（再委託）</w:t>
+      </w:r>
+    </w:p>
+    <w:p>
+      <w:pPr>
+        <w:spacing w:after="90" w:line="340"/>
+        <w:ind w:left="440" w:hanging="440"/>
+      </w:pPr>
+      <w:r>
+        <w:t xml:space="preserve">1.</w:t>
+        <w:tab/>
+      </w:r>
+      <w:r>
+        <w:t xml:space="preserve">受託者は、委託者の事前の承諾（Slackなどでの承諾でかまいません）を得たときに限り、本業務の一部を第三者に再委託できます。</w:t>
+      </w:r>
+    </w:p>
+    <w:p>
+      <w:pPr>
+        <w:spacing w:after="90" w:line="340"/>
+        <w:ind w:left="440" w:hanging="440"/>
+      </w:pPr>
+      <w:r>
+        <w:t xml:space="preserve">2.</w:t>
+        <w:tab/>
+      </w:r>
+      <w:r>
+        <w:t xml:space="preserve">再委託した場合でも、受託者は本契約上の責任を負います。受託者は、再委託先に、本契約と同じ秘密保持の義務を負わせます。</w:t>
+      </w:r>
+    </w:p>
+    <w:p>
+      <w:pPr>
+        <w:pStyle w:val="Heading2"/>
+        <w:keepNext/>
+      </w:pPr>
+      <w:r>
+        <w:t xml:space="preserve">第12条（契約期間・更新・解約）</w:t>
+      </w:r>
+    </w:p>
+    <w:p>
+      <w:pPr>
+        <w:spacing w:after="90" w:line="340"/>
+        <w:ind w:left="440" w:hanging="440"/>
+      </w:pPr>
+      <w:r>
+        <w:t xml:space="preserve">1.</w:t>
+        <w:tab/>
+      </w:r>
+      <w:r>
+        <w:t xml:space="preserve">本契約の期間は、2026年11月1日から1年間とします。</w:t>
+      </w:r>
+    </w:p>
+    <w:p>
+      <w:pPr>
+        <w:spacing w:after="90" w:line="340"/>
+        <w:ind w:left="440" w:hanging="440"/>
+      </w:pPr>
+      <w:r>
+        <w:t xml:space="preserve">2.</w:t>
+        <w:tab/>
+      </w:r>
+      <w:r>
+        <w:t xml:space="preserve">期間が終わる30日前までに、委託者と受託者のどちらからも更新しない旨の通知がないときは、本契約は同じ条件で1年間更新され、以降も同様とします。</w:t>
+      </w:r>
+    </w:p>
+    <w:p>
+      <w:pPr>
+        <w:spacing w:after="90" w:line="340"/>
+        <w:ind w:left="440" w:hanging="440"/>
+      </w:pPr>
+      <w:r>
+        <w:t xml:space="preserve">3.</w:t>
+        <w:tab/>
+      </w:r>
+      <w:r>
+        <w:t xml:space="preserve">委託者と受託者は、30日前までに、相手方へ書面（電磁的方法を含みます）で予告することで、期間の途中でも本契約を解約できます。ただし、委託者による解約の予告は、30日以上前に行います。</w:t>
+      </w:r>
+    </w:p>
+    <w:p>
+      <w:pPr>
+        <w:spacing w:after="90" w:line="340"/>
+        <w:ind w:left="440" w:hanging="440"/>
+      </w:pPr>
+      <w:r>
+        <w:t xml:space="preserve">4.</w:t>
+        <w:tab/>
+      </w:r>
+      <w:r>
+        <w:t xml:space="preserve">委託者が本契約を解約するとき、または更新しないときに、受託者が理由を尋ねたときは、委託者は遅れずに理由を伝えます。</w:t>
+      </w:r>
+    </w:p>
+    <w:p>
+      <w:pPr>
+        <w:spacing w:after="90" w:line="340"/>
+        <w:ind w:left="440" w:hanging="440"/>
+      </w:pPr>
+      <w:r>
+        <w:t xml:space="preserve">5.</w:t>
+        <w:tab/>
+      </w:r>
+      <w:r>
+        <w:t xml:space="preserve">相手方が本契約に違反し、相当な期間を定めて改めるよう求めても改められないときは、予告なく本契約を解除できます。</w:t>
+      </w:r>
+    </w:p>
+    <w:p>
+      <w:pPr>
+        <w:spacing w:after="90" w:line="340"/>
+        <w:ind w:left="440" w:hanging="440"/>
+      </w:pPr>
+      <w:r>
+        <w:t xml:space="preserve">6.</w:t>
+        <w:tab/>
+      </w:r>
+      <w:r>
+        <w:t xml:space="preserve">本契約が終了した場合でも、終了の時点で発注ずみで完了していない個別発注は、別の合意がない限り、完了するまで本契約を適用します。委託者は、終了までに納品された成果物の報酬と、着手ずみの作業に応じた報酬を支払います。委託者の都合で個別発注を取り消した場合も、同じです。</w:t>
+      </w:r>
+    </w:p>
+    <w:p>
+      <w:pPr>
+        <w:spacing w:after="90" w:line="340"/>
+        <w:ind w:left="440" w:hanging="440"/>
+      </w:pPr>
+      <w:r>
+        <w:t xml:space="preserve">7.</w:t>
+        <w:tab/>
+      </w:r>
+      <w:r>
+        <w:t xml:space="preserve">第5条、第8条から第10条まで、第14条、第15条は、本契約が終了したあとも効力を持ちます。</w:t>
+      </w:r>
+    </w:p>
+    <w:p>
+      <w:pPr>
+        <w:pStyle w:val="Heading2"/>
+        <w:keepNext/>
+      </w:pPr>
+      <w:r>
+        <w:t xml:space="preserve">第13条（反社会的勢力の排除）</w:t>
+      </w:r>
+    </w:p>
+    <w:p>
+      <w:pPr>
+        <w:spacing w:after="90" w:line="340"/>
+        <w:ind w:left="440" w:hanging="440"/>
+      </w:pPr>
+      <w:r>
+        <w:t xml:space="preserve">1.</w:t>
+        <w:tab/>
+      </w:r>
+      <w:r>
+        <w:t xml:space="preserve">委託者と受託者は、自分が、暴力団、暴力団員、暴力団員でなくなってから5年を経過しない者、暴力団準構成員、暴力団関係企業、総会屋、社会運動等標ぼうゴロ、特殊知能暴力集団その他これらに準ずる者（以下「反社会的勢力」といいます）でないこと、将来もそうならないことを確約します。</w:t>
+      </w:r>
+    </w:p>
+    <w:p>
+      <w:pPr>
+        <w:spacing w:after="90" w:line="340"/>
+        <w:ind w:left="440" w:hanging="440"/>
+      </w:pPr>
+      <w:r>
+        <w:t xml:space="preserve">2.</w:t>
+        <w:tab/>
+      </w:r>
+      <w:r>
+        <w:t xml:space="preserve">委託者と受託者は、自分が次のいずれにもあたらないことを確約します。</w:t>
       </w:r>
     </w:p>
     <w:p>
@@ -1077,11 +1265,11 @@
         <w:ind w:left="1000" w:hanging="560"/>
       </w:pPr>
       <w:r>
-        <w:t xml:space="preserve">(5)</w:t>
-        <w:tab/>
-      </w:r>
-      <w:r>
-        <w:t xml:space="preserve">正当な理由なく、委託者が指定する物の購入やサービスの利用を強制すること</w:t>
+        <w:t xml:space="preserve">(1)</w:t>
+        <w:tab/>
+      </w:r>
+      <w:r>
+        <w:t xml:space="preserve">反社会的勢力に、経営を支配されていること</w:t>
       </w:r>
     </w:p>
     <w:p>
@@ -1090,11 +1278,11 @@
         <w:ind w:left="1000" w:hanging="560"/>
       </w:pPr>
       <w:r>
-        <w:t xml:space="preserve">(6)</w:t>
-        <w:tab/>
-      </w:r>
-      <w:r>
-        <w:t xml:space="preserve">金銭、サービスその他の経済上の利益を、受託者に提供させること</w:t>
+        <w:t xml:space="preserve">(2)</w:t>
+        <w:tab/>
+      </w:r>
+      <w:r>
+        <w:t xml:space="preserve">反社会的勢力が、経営に実質的に関与していること</w:t>
       </w:r>
     </w:p>
     <w:p>
@@ -1103,53 +1291,63 @@
         <w:ind w:left="1000" w:hanging="560"/>
       </w:pPr>
       <w:r>
-        <w:t xml:space="preserve">(7)</w:t>
-        <w:tab/>
-      </w:r>
-      <w:r>
-        <w:t xml:space="preserve">費用を負担せずに、個別発注の内容を変更したり、成果物の受取りのあとにやり直しをさせたりすること</w:t>
-      </w:r>
-    </w:p>
-    <w:p>
-      <w:pPr>
-        <w:spacing w:after="90" w:line="340"/>
-        <w:ind w:left="440" w:hanging="440"/>
-      </w:pPr>
-      <w:r>
-        <w:t xml:space="preserve">2.</w:t>
-        <w:tab/>
-      </w:r>
-      <w:r>
-        <w:t xml:space="preserve">委託者は、受託者に対し、セクシュアルハラスメント、パワーハラスメントその他のハラスメントをしません。受託者がハラスメントについて相談したことを理由に、不利益な扱いをすることもしません。</w:t>
-      </w:r>
-    </w:p>
-    <w:p>
-      <w:pPr>
-        <w:pBdr>
-          <w:left w:val="single" w:color="5B8C4A" w:sz="18" w:space="6"/>
-        </w:pBdr>
-        <w:shd w:fill="E8F1E4" w:color="auto" w:val="clear"/>
-        <w:spacing w:after="140" w:before="60" w:line="300"/>
-        <w:ind w:left="440"/>
-      </w:pPr>
-      <w:r>
-        <w:rPr>
-          <w:b/>
-          <w:bCs/>
-          <w:color w:val="2E5E2E"/>
-          <w:sz w:val="17"/>
-          <w:szCs w:val="17"/>
-        </w:rPr>
-        <w:t xml:space="preserve">ここがポイント（不要なら、この段落ごと削除できます）</w:t>
-      </w:r>
-      <w:r>
-        <w:rPr>
-          <w:color w:val="2E5E2E"/>
-          <w:sz w:val="18"/>
-          <w:szCs w:val="18"/>
-        </w:rPr>
-        <w:br/>
-        <w:t xml:space="preserve">フリーランス保護法で禁止されている行為を、契約書にも書いたものです。たとえば「出来が気に入らないから報酬を2割減らす」「費用を持たずに全部作り直させる」は、受託者に責任がなければ認められません。</w:t>
+        <w:t xml:space="preserve">(3)</w:t>
+        <w:tab/>
+      </w:r>
+      <w:r>
+        <w:t xml:space="preserve">不当な利益を得る目的で、反社会的勢力を利用していること</w:t>
+      </w:r>
+    </w:p>
+    <w:p>
+      <w:pPr>
+        <w:spacing w:after="60" w:line="330"/>
+        <w:ind w:left="1000" w:hanging="560"/>
+      </w:pPr>
+      <w:r>
+        <w:t xml:space="preserve">(4)</w:t>
+        <w:tab/>
+      </w:r>
+      <w:r>
+        <w:t xml:space="preserve">反社会的勢力に、資金や便宜を提供していること</w:t>
+      </w:r>
+    </w:p>
+    <w:p>
+      <w:pPr>
+        <w:spacing w:after="60" w:line="330"/>
+        <w:ind w:left="1000" w:hanging="560"/>
+      </w:pPr>
+      <w:r>
+        <w:t xml:space="preserve">(5)</w:t>
+        <w:tab/>
+      </w:r>
+      <w:r>
+        <w:t xml:space="preserve">そのほか、反社会的勢力と社会的に非難されるべき関係を持っていること</w:t>
+      </w:r>
+    </w:p>
+    <w:p>
+      <w:pPr>
+        <w:spacing w:after="90" w:line="340"/>
+        <w:ind w:left="440" w:hanging="440"/>
+      </w:pPr>
+      <w:r>
+        <w:t xml:space="preserve">3.</w:t>
+        <w:tab/>
+      </w:r>
+      <w:r>
+        <w:t xml:space="preserve">委託者と受託者は、自分で、または第三者を使って、暴力的な要求、不当な要求、脅迫的な言動、偽計や威力を用いた業務の妨害をしません。</w:t>
+      </w:r>
+    </w:p>
+    <w:p>
+      <w:pPr>
+        <w:spacing w:after="90" w:line="340"/>
+        <w:ind w:left="440" w:hanging="440"/>
+      </w:pPr>
+      <w:r>
+        <w:t xml:space="preserve">4.</w:t>
+        <w:tab/>
+      </w:r>
+      <w:r>
+        <w:t xml:space="preserve">相手方が前3項に違反したときは、催告なしに、直ちに本契約を解除できます。解除した側は、これによって生じた損害の賠償を負いません。</w:t>
       </w:r>
     </w:p>
     <w:p>
@@ -1158,7 +1356,7 @@
         <w:keepNext/>
       </w:pPr>
       <w:r>
-        <w:t xml:space="preserve">第9条（素材・成果物の権利）</w:t>
+        <w:t xml:space="preserve">第14条（損害賠償）</w:t>
       </w:r>
     </w:p>
     <w:p>
@@ -1171,7 +1369,7 @@
         <w:tab/>
       </w:r>
       <w:r>
-        <w:t xml:space="preserve">委託者が提供する素材（映像、音声、画像、BGM、フォント、出演者の肖像、商標など）の権利は、委託者または正当な権利者のものです。</w:t>
+        <w:t xml:space="preserve">本契約に違反して相手方に損害を与えた当事者は、その損害（通常生じる直接の損害に限ります）を賠償します。</w:t>
       </w:r>
     </w:p>
     <w:p>
@@ -1184,7 +1382,7 @@
         <w:tab/>
       </w:r>
       <w:r>
-        <w:t xml:space="preserve">委託者は、提供する素材を編集して公開することについて、必要な許諾や権利処理（著作権、肖像権、商標権など）をすませていることを保証します。第三者から権利侵害の主張があったときは、委託者の責任と費用で解決します。ただし、受託者の故意または重大な過失による場合は除きます。</w:t>
+        <w:t xml:space="preserve">受託者が負う損害賠償の額は、当該個別発注の報酬額を上限とします。ただし、受託者の故意または重大な過失による場合は、この限りではありません。</w:t>
       </w:r>
     </w:p>
     <w:p>
@@ -1197,88 +1395,7 @@
         <w:tab/>
       </w:r>
       <w:r>
-        <w:t xml:space="preserve">受託者が自分で用意して使う素材（BGM、効果音、画像、フォントなど）は、商用利用ができるものに限ります。委託者がBGMなどの使用を指定したときは、その権利処理は委託者が行います。</w:t>
-      </w:r>
-    </w:p>
-    <w:p>
-      <w:pPr>
-        <w:spacing w:after="90" w:line="340"/>
-        <w:ind w:left="440" w:hanging="440"/>
-      </w:pPr>
-      <w:r>
-        <w:t xml:space="preserve">4.</w:t>
-        <w:tab/>
-      </w:r>
-      <w:r>
-        <w:t xml:space="preserve">受託者は、委託者から提供された素材を、本業務の目的以外には使いません。</w:t>
-      </w:r>
-    </w:p>
-    <w:p>
-      <w:pPr>
-        <w:spacing w:after="90" w:line="340"/>
-        <w:ind w:left="440" w:hanging="440"/>
-      </w:pPr>
-      <w:r>
-        <w:t xml:space="preserve">5.</w:t>
-        <w:tab/>
-      </w:r>
-      <w:r>
-        <w:t xml:space="preserve">成果物の著作権（著作権法第27条・第28条の権利を含みます）は、報酬の全額が支払われたときに、受託者から委託者に移転します。受託者は、成果物について、著作者人格権を行使しません。</w:t>
-      </w:r>
-    </w:p>
-    <w:p>
-      <w:pPr>
-        <w:spacing w:after="90" w:line="340"/>
-        <w:ind w:left="440" w:hanging="440"/>
-      </w:pPr>
-      <w:r>
-        <w:t xml:space="preserve">6.</w:t>
-        <w:tab/>
-      </w:r>
-      <w:r>
-        <w:t xml:space="preserve">受託者が従来から持っている編集のノウハウ、テンプレート、プリセットなど（以下「既存資産」といいます）の権利は、受託者のものです。成果物に既存資産が含まれるときは、委託者は、その成果物を利用する範囲で、既存資産を利用できます。</w:t>
-      </w:r>
-    </w:p>
-    <w:p>
-      <w:pPr>
-        <w:spacing w:after="90" w:line="340"/>
-        <w:ind w:left="440" w:hanging="440"/>
-      </w:pPr>
-      <w:r>
-        <w:t xml:space="preserve">7.</w:t>
-        <w:tab/>
-      </w:r>
-      <w:r>
-        <w:t xml:space="preserve">受託者は、公開された成果物を、自分の実績として、ポートフォリオ、ウェブサイト、SNS、営業資料などに掲載できます。ただし、未公開の素材や、第10条の秘密情報は掲載しません。委託者から、特定の成果物や委託者名の掲載を控えるよう求められたときは、これに従います。</w:t>
-      </w:r>
-    </w:p>
-    <w:p>
-      <w:pPr>
-        <w:pBdr>
-          <w:left w:val="single" w:color="5B8C4A" w:sz="18" w:space="6"/>
-        </w:pBdr>
-        <w:shd w:fill="E8F1E4" w:color="auto" w:val="clear"/>
-        <w:spacing w:after="140" w:before="60" w:line="300"/>
-        <w:ind w:left="440"/>
-      </w:pPr>
-      <w:r>
-        <w:rPr>
-          <w:b/>
-          <w:bCs/>
-          <w:color w:val="2E5E2E"/>
-          <w:sz w:val="17"/>
-          <w:szCs w:val="17"/>
-        </w:rPr>
-        <w:t xml:space="preserve">ここがポイント（不要なら、この段落ごと削除できます）</w:t>
-      </w:r>
-      <w:r>
-        <w:rPr>
-          <w:color w:val="2E5E2E"/>
-          <w:sz w:val="18"/>
-          <w:szCs w:val="18"/>
-        </w:rPr>
-        <w:br/>
-        <w:t xml:space="preserve">納品後の動画を誰がどう使えるかは、お金にも関わる大事な点です。実績掲載を決めておかないと、せっかくの作品をポートフォリオに載せられないことがあります。</w:t>
+        <w:t xml:space="preserve">天災、感染症、戦争、通信・クラウドサービスの大規模な障害など、当事者の責任とはいえない事情で、義務の履行が遅れ、またはできなくなったときは、その当事者は責任を負いません。</w:t>
       </w:r>
     </w:p>
     <w:p>
@@ -1287,7 +1404,7 @@
         <w:keepNext/>
       </w:pPr>
       <w:r>
-        <w:t xml:space="preserve">第10条（秘密保持）</w:t>
+        <w:t xml:space="preserve">第15条（準拠法・管轄）</w:t>
       </w:r>
     </w:p>
     <w:p>
@@ -1300,7 +1417,7 @@
         <w:tab/>
       </w:r>
       <w:r>
-        <w:t xml:space="preserve">委託者と受託者は、本契約に関して相手方から知った、公開されていない情報（未公開の素材や動画、企画、売上、アカウント情報、個別発注の内容など。以下「秘密情報」といいます）を、本業務の目的以外に使わず、相手方の承諾なく第三者に漏らしません。</w:t>
+        <w:t xml:space="preserve">本契約は、日本法に従って解釈し、適用します。</w:t>
       </w:r>
     </w:p>
     <w:p>
@@ -1313,59 +1430,7 @@
         <w:tab/>
       </w:r>
       <w:r>
-        <w:t xml:space="preserve">次の情報は、秘密情報にあたりません。</w:t>
-      </w:r>
-    </w:p>
-    <w:p>
-      <w:pPr>
-        <w:spacing w:after="60" w:line="330"/>
-        <w:ind w:left="1000" w:hanging="560"/>
-      </w:pPr>
-      <w:r>
-        <w:t xml:space="preserve">(1)</w:t>
-        <w:tab/>
-      </w:r>
-      <w:r>
-        <w:t xml:space="preserve">すでに公開されている情報</w:t>
-      </w:r>
-    </w:p>
-    <w:p>
-      <w:pPr>
-        <w:spacing w:after="60" w:line="330"/>
-        <w:ind w:left="1000" w:hanging="560"/>
-      </w:pPr>
-      <w:r>
-        <w:t xml:space="preserve">(2)</w:t>
-        <w:tab/>
-      </w:r>
-      <w:r>
-        <w:t xml:space="preserve">相手方から知る前から、持っていた情報</w:t>
-      </w:r>
-    </w:p>
-    <w:p>
-      <w:pPr>
-        <w:spacing w:after="60" w:line="330"/>
-        <w:ind w:left="1000" w:hanging="560"/>
-      </w:pPr>
-      <w:r>
-        <w:t xml:space="preserve">(3)</w:t>
-        <w:tab/>
-      </w:r>
-      <w:r>
-        <w:t xml:space="preserve">正当な方法で、第三者から知った情報</w:t>
-      </w:r>
-    </w:p>
-    <w:p>
-      <w:pPr>
-        <w:spacing w:after="60" w:line="330"/>
-        <w:ind w:left="1000" w:hanging="560"/>
-      </w:pPr>
-      <w:r>
-        <w:t xml:space="preserve">(4)</w:t>
-        <w:tab/>
-      </w:r>
-      <w:r>
-        <w:t xml:space="preserve">相手方の情報を使わずに、自分で作った情報</w:t>
+        <w:t xml:space="preserve">本契約に関して争いが生じたときは、東京地方裁判所を第一審の専属的合意管轄裁判所とします。</w:t>
       </w:r>
     </w:p>
     <w:p>
@@ -1378,85 +1443,7 @@
         <w:tab/>
       </w:r>
       <w:r>
-        <w:t xml:space="preserve">法令や裁判所・官公庁の命令で開示を求められたときは、その範囲で開示できます。この場合は、できるだけ事前に相手方へ伝えます。</w:t>
-      </w:r>
-    </w:p>
-    <w:p>
-      <w:pPr>
-        <w:spacing w:after="90" w:line="340"/>
-        <w:ind w:left="440" w:hanging="440"/>
-      </w:pPr>
-      <w:r>
-        <w:t xml:space="preserve">4.</w:t>
-        <w:tab/>
-      </w:r>
-      <w:r>
-        <w:t xml:space="preserve">受託者は、弁護士・税理士・会計士など、法律上の守秘義務を負う専門家に、必要な範囲で相談できます。</w:t>
-      </w:r>
-    </w:p>
-    <w:p>
-      <w:pPr>
-        <w:spacing w:after="90" w:line="340"/>
-        <w:ind w:left="440" w:hanging="440"/>
-      </w:pPr>
-      <w:r>
-        <w:t xml:space="preserve">5.</w:t>
-        <w:tab/>
-      </w:r>
-      <w:r>
-        <w:t xml:space="preserve">本契約が終了したときは、相手方の求めに応じて、秘密情報（素材データを含みます）を返すか消去します。ただし、法令上保存が必要なものと、第9条により受託者が掲載できる公開済みの成果物は除きます。</w:t>
-      </w:r>
-    </w:p>
-    <w:p>
-      <w:pPr>
-        <w:spacing w:after="90" w:line="340"/>
-        <w:ind w:left="440" w:hanging="440"/>
-      </w:pPr>
-      <w:r>
-        <w:t xml:space="preserve">6.</w:t>
-        <w:tab/>
-      </w:r>
-      <w:r>
-        <w:t xml:space="preserve">この条の義務は、本契約が終了したあとも、</w:t>
-      </w:r>
-      <w:r>
-        <w:rPr>
-          <w:highlight w:val="yellow"/>
-          <w:highlightCs w:val="yellow"/>
-        </w:rPr>
-        <w:t xml:space="preserve">{{要確認}}</w:t>
-      </w:r>
-      <w:r>
-        <w:t xml:space="preserve">続きます。</w:t>
-      </w:r>
-    </w:p>
-    <w:p>
-      <w:pPr>
-        <w:pBdr>
-          <w:left w:val="single" w:color="5B8C4A" w:sz="18" w:space="6"/>
-        </w:pBdr>
-        <w:shd w:fill="E8F1E4" w:color="auto" w:val="clear"/>
-        <w:spacing w:after="140" w:before="60" w:line="300"/>
-        <w:ind w:left="440"/>
-      </w:pPr>
-      <w:r>
-        <w:rPr>
-          <w:b/>
-          <w:bCs/>
-          <w:color w:val="2E5E2E"/>
-          <w:sz w:val="17"/>
-          <w:szCs w:val="17"/>
-        </w:rPr>
-        <w:t xml:space="preserve">ここがポイント（不要なら、この段落ごと削除できます）</w:t>
-      </w:r>
-      <w:r>
-        <w:rPr>
-          <w:color w:val="2E5E2E"/>
-          <w:sz w:val="18"/>
-          <w:szCs w:val="18"/>
-        </w:rPr>
-        <w:br/>
-        <w:t xml:space="preserve">未公開の素材や動画の内容は、お互いに外へ出さない約束です。公開済みの動画は秘密にはなりません。</w:t>
+        <w:t xml:space="preserve">本契約と、本契約にもとづく連絡は、日本語で行います。</w:t>
       </w:r>
     </w:p>
     <w:p>
@@ -1465,7 +1452,7 @@
         <w:keepNext/>
       </w:pPr>
       <w:r>
-        <w:t xml:space="preserve">第11条（再委託）</w:t>
+        <w:t xml:space="preserve">第16条（電子契約による締結）</w:t>
       </w:r>
     </w:p>
     <w:p>
@@ -1478,7 +1465,7 @@
         <w:tab/>
       </w:r>
       <w:r>
-        <w:t xml:space="preserve">受託者は、委託者の事前の承諾（Slackなどでの承諾でかまいません）を得たときに限り、本業務の一部を第三者に再委託できます。</w:t>
+        <w:t xml:space="preserve">本契約は、電子契約サービス（委託者が指定する電子契約サービス）を利用して、委託者と受託者が合意し、電子署名をすることで成立します。契約の締結日は、電子契約サービス上の記録（合意が完了した日）のとおりとします。</w:t>
       </w:r>
     </w:p>
     <w:p>
@@ -1491,549 +1478,7 @@
         <w:tab/>
       </w:r>
       <w:r>
-        <w:t xml:space="preserve">再委託した場合でも、受託者は本契約上の責任を負います。受託者は、再委託先に、本契約と同じ秘密保持の義務を負わせます。</w:t>
-      </w:r>
-    </w:p>
-    <w:p>
-      <w:pPr>
-        <w:pBdr>
-          <w:left w:val="single" w:color="5B8C4A" w:sz="18" w:space="6"/>
-        </w:pBdr>
-        <w:shd w:fill="E8F1E4" w:color="auto" w:val="clear"/>
-        <w:spacing w:after="140" w:before="60" w:line="300"/>
-        <w:ind w:left="440"/>
-      </w:pPr>
-      <w:r>
-        <w:rPr>
-          <w:b/>
-          <w:bCs/>
-          <w:color w:val="2E5E2E"/>
-          <w:sz w:val="17"/>
-          <w:szCs w:val="17"/>
-        </w:rPr>
-        <w:t xml:space="preserve">ここがポイント（不要なら、この段落ごと削除できます）</w:t>
-      </w:r>
-      <w:r>
-        <w:rPr>
-          <w:color w:val="2E5E2E"/>
-          <w:sz w:val="18"/>
-          <w:szCs w:val="18"/>
-        </w:rPr>
-        <w:br/>
-        <w:t xml:space="preserve">編集者を手伝ってもらうときは、先に委託者へ確認します。</w:t>
-      </w:r>
-    </w:p>
-    <w:p>
-      <w:pPr>
-        <w:pStyle w:val="Heading2"/>
-        <w:keepNext/>
-      </w:pPr>
-      <w:r>
-        <w:t xml:space="preserve">第12条（契約期間・更新・解約）</w:t>
-      </w:r>
-    </w:p>
-    <w:p>
-      <w:pPr>
-        <w:spacing w:after="90" w:line="340"/>
-        <w:ind w:left="440" w:hanging="440"/>
-      </w:pPr>
-      <w:r>
-        <w:t xml:space="preserve">1.</w:t>
-        <w:tab/>
-      </w:r>
-      <w:r>
-        <w:t xml:space="preserve">本契約の期間は、2026年11月</w:t>
-      </w:r>
-      <w:r>
-        <w:rPr>
-          <w:highlight w:val="yellow"/>
-          <w:highlightCs w:val="yellow"/>
-        </w:rPr>
-        <w:t xml:space="preserve">{{要確認}}</w:t>
-      </w:r>
-      <w:r>
-        <w:t xml:space="preserve">日から1年間とします。</w:t>
-      </w:r>
-    </w:p>
-    <w:p>
-      <w:pPr>
-        <w:spacing w:after="90" w:line="340"/>
-        <w:ind w:left="440" w:hanging="440"/>
-      </w:pPr>
-      <w:r>
-        <w:t xml:space="preserve">2.</w:t>
-        <w:tab/>
-      </w:r>
-      <w:r>
-        <w:t xml:space="preserve">期間が終わる30日前までに、委託者と受託者のどちらからも更新しない旨の通知がないときは、本契約は同じ条件で1年間更新され、以降も同様とします。</w:t>
-      </w:r>
-    </w:p>
-    <w:p>
-      <w:pPr>
-        <w:spacing w:after="90" w:line="340"/>
-        <w:ind w:left="440" w:hanging="440"/>
-      </w:pPr>
-      <w:r>
-        <w:t xml:space="preserve">3.</w:t>
-        <w:tab/>
-      </w:r>
-      <w:r>
-        <w:t xml:space="preserve">委託者と受託者は、</w:t>
-      </w:r>
-      <w:r>
-        <w:rPr>
-          <w:highlight w:val="yellow"/>
-          <w:highlightCs w:val="yellow"/>
-        </w:rPr>
-        <w:t xml:space="preserve">{{要確認}}</w:t>
-      </w:r>
-      <w:r>
-        <w:t xml:space="preserve">前までに、相手方へ書面（電磁的方法を含みます）で予告することで、期間の途中でも本契約を解約できます。ただし、委託者による解約の予告は、30日以上前に行います。</w:t>
-      </w:r>
-    </w:p>
-    <w:p>
-      <w:pPr>
-        <w:spacing w:after="90" w:line="340"/>
-        <w:ind w:left="440" w:hanging="440"/>
-      </w:pPr>
-      <w:r>
-        <w:t xml:space="preserve">4.</w:t>
-        <w:tab/>
-      </w:r>
-      <w:r>
-        <w:t xml:space="preserve">委託者が本契約を解約するとき、または更新しないときに、受託者が理由を尋ねたときは、委託者は遅れずに理由を伝えます。</w:t>
-      </w:r>
-    </w:p>
-    <w:p>
-      <w:pPr>
-        <w:spacing w:after="90" w:line="340"/>
-        <w:ind w:left="440" w:hanging="440"/>
-      </w:pPr>
-      <w:r>
-        <w:t xml:space="preserve">5.</w:t>
-        <w:tab/>
-      </w:r>
-      <w:r>
-        <w:t xml:space="preserve">相手方が本契約に違反し、相当な期間を定めて改めるよう求めても改められないときは、予告なく本契約を解除できます。</w:t>
-      </w:r>
-    </w:p>
-    <w:p>
-      <w:pPr>
-        <w:spacing w:after="90" w:line="340"/>
-        <w:ind w:left="440" w:hanging="440"/>
-      </w:pPr>
-      <w:r>
-        <w:t xml:space="preserve">6.</w:t>
-        <w:tab/>
-      </w:r>
-      <w:r>
-        <w:t xml:space="preserve">本契約が終了した場合でも、終了の時点で発注ずみで完了していない個別発注は、別の合意がない限り、完了するまで本契約を適用します。委託者は、終了までに納品された成果物の報酬と、着手ずみの作業に応じた報酬を支払います。委託者の都合で個別発注を取り消した場合も、同じです。</w:t>
-      </w:r>
-    </w:p>
-    <w:p>
-      <w:pPr>
-        <w:spacing w:after="90" w:line="340"/>
-        <w:ind w:left="440" w:hanging="440"/>
-      </w:pPr>
-      <w:r>
-        <w:t xml:space="preserve">7.</w:t>
-        <w:tab/>
-      </w:r>
-      <w:r>
-        <w:t xml:space="preserve">第5条、第8条から第10条まで、第14条、第15条は、本契約が終了したあとも効力を持ちます。</w:t>
-      </w:r>
-    </w:p>
-    <w:p>
-      <w:pPr>
-        <w:pBdr>
-          <w:left w:val="single" w:color="5B8C4A" w:sz="18" w:space="6"/>
-        </w:pBdr>
-        <w:shd w:fill="E8F1E4" w:color="auto" w:val="clear"/>
-        <w:spacing w:after="140" w:before="60" w:line="300"/>
-        <w:ind w:left="440"/>
-      </w:pPr>
-      <w:r>
-        <w:rPr>
-          <w:b/>
-          <w:bCs/>
-          <w:color w:val="2E5E2E"/>
-          <w:sz w:val="17"/>
-          <w:szCs w:val="17"/>
-        </w:rPr>
-        <w:t xml:space="preserve">ここがポイント（不要なら、この段落ごと削除できます）</w:t>
-      </w:r>
-      <w:r>
-        <w:rPr>
-          <w:color w:val="2E5E2E"/>
-          <w:sz w:val="18"/>
-          <w:szCs w:val="18"/>
-        </w:rPr>
-        <w:br/>
-        <w:t xml:space="preserve">フリーランス保護法では、委託者が契約を途中でやめるときは、原則30日以上前の予告が必要です。やめる理由を聞くこともできます。</w:t>
-      </w:r>
-    </w:p>
-    <w:p>
-      <w:pPr>
-        <w:pStyle w:val="Heading2"/>
-        <w:keepNext/>
-      </w:pPr>
-      <w:r>
-        <w:t xml:space="preserve">第13条（反社会的勢力の排除）</w:t>
-      </w:r>
-    </w:p>
-    <w:p>
-      <w:pPr>
-        <w:spacing w:after="90" w:line="340"/>
-        <w:ind w:left="440" w:hanging="440"/>
-      </w:pPr>
-      <w:r>
-        <w:t xml:space="preserve">1.</w:t>
-        <w:tab/>
-      </w:r>
-      <w:r>
-        <w:t xml:space="preserve">委託者と受託者は、自分が、暴力団、暴力団員、暴力団員でなくなってから5年を経過しない者、暴力団準構成員、暴力団関係企業、総会屋、社会運動等標ぼうゴロ、特殊知能暴力集団その他これらに準ずる者（以下「反社会的勢力」といいます）でないこと、将来もそうならないことを確約します。</w:t>
-      </w:r>
-    </w:p>
-    <w:p>
-      <w:pPr>
-        <w:spacing w:after="90" w:line="340"/>
-        <w:ind w:left="440" w:hanging="440"/>
-      </w:pPr>
-      <w:r>
-        <w:t xml:space="preserve">2.</w:t>
-        <w:tab/>
-      </w:r>
-      <w:r>
-        <w:t xml:space="preserve">委託者と受託者は、自分が次のいずれにもあたらないことを確約します。</w:t>
-      </w:r>
-    </w:p>
-    <w:p>
-      <w:pPr>
-        <w:spacing w:after="60" w:line="330"/>
-        <w:ind w:left="1000" w:hanging="560"/>
-      </w:pPr>
-      <w:r>
-        <w:t xml:space="preserve">(1)</w:t>
-        <w:tab/>
-      </w:r>
-      <w:r>
-        <w:t xml:space="preserve">反社会的勢力に、経営を支配されていること</w:t>
-      </w:r>
-    </w:p>
-    <w:p>
-      <w:pPr>
-        <w:spacing w:after="60" w:line="330"/>
-        <w:ind w:left="1000" w:hanging="560"/>
-      </w:pPr>
-      <w:r>
-        <w:t xml:space="preserve">(2)</w:t>
-        <w:tab/>
-      </w:r>
-      <w:r>
-        <w:t xml:space="preserve">反社会的勢力が、経営に実質的に関与していること</w:t>
-      </w:r>
-    </w:p>
-    <w:p>
-      <w:pPr>
-        <w:spacing w:after="60" w:line="330"/>
-        <w:ind w:left="1000" w:hanging="560"/>
-      </w:pPr>
-      <w:r>
-        <w:t xml:space="preserve">(3)</w:t>
-        <w:tab/>
-      </w:r>
-      <w:r>
-        <w:t xml:space="preserve">不当な利益を得る目的で、反社会的勢力を利用していること</w:t>
-      </w:r>
-    </w:p>
-    <w:p>
-      <w:pPr>
-        <w:spacing w:after="60" w:line="330"/>
-        <w:ind w:left="1000" w:hanging="560"/>
-      </w:pPr>
-      <w:r>
-        <w:t xml:space="preserve">(4)</w:t>
-        <w:tab/>
-      </w:r>
-      <w:r>
-        <w:t xml:space="preserve">反社会的勢力に、資金や便宜を提供していること</w:t>
-      </w:r>
-    </w:p>
-    <w:p>
-      <w:pPr>
-        <w:spacing w:after="60" w:line="330"/>
-        <w:ind w:left="1000" w:hanging="560"/>
-      </w:pPr>
-      <w:r>
-        <w:t xml:space="preserve">(5)</w:t>
-        <w:tab/>
-      </w:r>
-      <w:r>
-        <w:t xml:space="preserve">そのほか、反社会的勢力と社会的に非難されるべき関係を持っていること</w:t>
-      </w:r>
-    </w:p>
-    <w:p>
-      <w:pPr>
-        <w:spacing w:after="90" w:line="340"/>
-        <w:ind w:left="440" w:hanging="440"/>
-      </w:pPr>
-      <w:r>
-        <w:t xml:space="preserve">3.</w:t>
-        <w:tab/>
-      </w:r>
-      <w:r>
-        <w:t xml:space="preserve">委託者と受託者は、自分で、または第三者を使って、暴力的な要求、不当な要求、脅迫的な言動、偽計や威力を用いた業務の妨害をしません。</w:t>
-      </w:r>
-    </w:p>
-    <w:p>
-      <w:pPr>
-        <w:spacing w:after="90" w:line="340"/>
-        <w:ind w:left="440" w:hanging="440"/>
-      </w:pPr>
-      <w:r>
-        <w:t xml:space="preserve">4.</w:t>
-        <w:tab/>
-      </w:r>
-      <w:r>
-        <w:t xml:space="preserve">相手方が前3項に違反したときは、催告なしに、直ちに本契約を解除できます。解除した側は、これによって生じた損害の賠償を負いません。</w:t>
-      </w:r>
-    </w:p>
-    <w:p>
-      <w:pPr>
-        <w:pStyle w:val="Heading2"/>
-        <w:keepNext/>
-      </w:pPr>
-      <w:r>
-        <w:t xml:space="preserve">第14条（損害賠償）</w:t>
-      </w:r>
-    </w:p>
-    <w:p>
-      <w:pPr>
-        <w:spacing w:after="90" w:line="340"/>
-        <w:ind w:left="440" w:hanging="440"/>
-      </w:pPr>
-      <w:r>
-        <w:t xml:space="preserve">1.</w:t>
-        <w:tab/>
-      </w:r>
-      <w:r>
-        <w:t xml:space="preserve">本契約に違反して相手方に損害を与えた当事者は、その損害（通常生じる直接の損害に限ります）を賠償します。</w:t>
-      </w:r>
-    </w:p>
-    <w:p>
-      <w:pPr>
-        <w:spacing w:after="90" w:line="340"/>
-        <w:ind w:left="440" w:hanging="440"/>
-      </w:pPr>
-      <w:r>
-        <w:t xml:space="preserve">2.</w:t>
-        <w:tab/>
-      </w:r>
-      <w:r>
-        <w:t xml:space="preserve">受託者が負う損害賠償の額は、</w:t>
-      </w:r>
-      <w:r>
-        <w:rPr>
-          <w:highlight w:val="yellow"/>
-          <w:highlightCs w:val="yellow"/>
-        </w:rPr>
-        <w:t xml:space="preserve">{{要確認}}</w:t>
-      </w:r>
-      <w:r>
-        <w:t xml:space="preserve">を上限とします。ただし、受託者の故意または重大な過失による場合は、この限りではありません。</w:t>
-      </w:r>
-    </w:p>
-    <w:p>
-      <w:pPr>
-        <w:spacing w:after="90" w:line="340"/>
-        <w:ind w:left="440" w:hanging="440"/>
-      </w:pPr>
-      <w:r>
-        <w:t xml:space="preserve">3.</w:t>
-        <w:tab/>
-      </w:r>
-      <w:r>
-        <w:t xml:space="preserve">天災、感染症、戦争、通信・クラウドサービスの大規模な障害など、当事者の責任とはいえない事情で、義務の履行が遅れ、またはできなくなったときは、その当事者は責任を負いません。</w:t>
-      </w:r>
-    </w:p>
-    <w:p>
-      <w:pPr>
-        <w:pBdr>
-          <w:left w:val="single" w:color="5B8C4A" w:sz="18" w:space="6"/>
-        </w:pBdr>
-        <w:shd w:fill="E8F1E4" w:color="auto" w:val="clear"/>
-        <w:spacing w:after="140" w:before="60" w:line="300"/>
-        <w:ind w:left="440"/>
-      </w:pPr>
-      <w:r>
-        <w:rPr>
-          <w:b/>
-          <w:bCs/>
-          <w:color w:val="2E5E2E"/>
-          <w:sz w:val="17"/>
-          <w:szCs w:val="17"/>
-        </w:rPr>
-        <w:t xml:space="preserve">ここがポイント（不要なら、この段落ごと削除できます）</w:t>
-      </w:r>
-      <w:r>
-        <w:rPr>
-          <w:color w:val="2E5E2E"/>
-          <w:sz w:val="18"/>
-          <w:szCs w:val="18"/>
-        </w:rPr>
-        <w:br/>
-        <w:t xml:space="preserve">賠償額に上限を決めておくと、万が一のミスで高額な賠償を負うリスクを小さくできます。</w:t>
-      </w:r>
-    </w:p>
-    <w:p>
-      <w:pPr>
-        <w:pStyle w:val="Heading2"/>
-        <w:keepNext/>
-      </w:pPr>
-      <w:r>
-        <w:t xml:space="preserve">第15条（準拠法・管轄）</w:t>
-      </w:r>
-    </w:p>
-    <w:p>
-      <w:pPr>
-        <w:spacing w:after="90" w:line="340"/>
-        <w:ind w:left="440" w:hanging="440"/>
-      </w:pPr>
-      <w:r>
-        <w:t xml:space="preserve">1.</w:t>
-        <w:tab/>
-      </w:r>
-      <w:r>
-        <w:t xml:space="preserve">本契約は、日本法に従って解釈し、適用します。</w:t>
-      </w:r>
-    </w:p>
-    <w:p>
-      <w:pPr>
-        <w:spacing w:after="90" w:line="340"/>
-        <w:ind w:left="440" w:hanging="440"/>
-      </w:pPr>
-      <w:r>
-        <w:t xml:space="preserve">2.</w:t>
-        <w:tab/>
-      </w:r>
-      <w:r>
-        <w:t xml:space="preserve">本契約に関して争いが生じたときは、東京地方裁判所を第一審の専属的合意管轄裁判所とします。</w:t>
-      </w:r>
-    </w:p>
-    <w:p>
-      <w:pPr>
-        <w:spacing w:after="90" w:line="340"/>
-        <w:ind w:left="440" w:hanging="440"/>
-      </w:pPr>
-      <w:r>
-        <w:t xml:space="preserve">3.</w:t>
-        <w:tab/>
-      </w:r>
-      <w:r>
-        <w:t xml:space="preserve">本契約と、本契約にもとづく連絡は、日本語で行います。</w:t>
-      </w:r>
-    </w:p>
-    <w:p>
-      <w:pPr>
-        <w:pBdr>
-          <w:left w:val="single" w:color="5B8C4A" w:sz="18" w:space="6"/>
-        </w:pBdr>
-        <w:shd w:fill="E8F1E4" w:color="auto" w:val="clear"/>
-        <w:spacing w:after="140" w:before="60" w:line="300"/>
-        <w:ind w:left="440"/>
-      </w:pPr>
-      <w:r>
-        <w:rPr>
-          <w:b/>
-          <w:bCs/>
-          <w:color w:val="2E5E2E"/>
-          <w:sz w:val="17"/>
-          <w:szCs w:val="17"/>
-        </w:rPr>
-        <w:t xml:space="preserve">ここがポイント（不要なら、この段落ごと削除できます）</w:t>
-      </w:r>
-      <w:r>
-        <w:rPr>
-          <w:color w:val="2E5E2E"/>
-          <w:sz w:val="18"/>
-          <w:szCs w:val="18"/>
-        </w:rPr>
-        <w:br/>
-        <w:t xml:space="preserve">裁判になったときの裁判所の場所（遠方か近いか）も大事な点です。まずは話し合いで解決するのが基本です（第17条）。</w:t>
-      </w:r>
-    </w:p>
-    <w:p>
-      <w:pPr>
-        <w:pStyle w:val="Heading2"/>
-        <w:keepNext/>
-      </w:pPr>
-      <w:r>
-        <w:t xml:space="preserve">第16条（電子契約による締結）</w:t>
-      </w:r>
-    </w:p>
-    <w:p>
-      <w:pPr>
-        <w:spacing w:after="90" w:line="340"/>
-        <w:ind w:left="440" w:hanging="440"/>
-      </w:pPr>
-      <w:r>
-        <w:t xml:space="preserve">1.</w:t>
-        <w:tab/>
-      </w:r>
-      <w:r>
-        <w:t xml:space="preserve">本契約は、電子契約サービス（</w:t>
-      </w:r>
-      <w:r>
-        <w:rPr>
-          <w:highlight w:val="yellow"/>
-          <w:highlightCs w:val="yellow"/>
-        </w:rPr>
-        <w:t xml:space="preserve">{{要確認}}</w:t>
-      </w:r>
-      <w:r>
-        <w:t xml:space="preserve">）を利用して、委託者と受託者が合意し、電子署名をすることで成立します。契約の締結日は、電子契約サービス上の記録（合意が完了した日）のとおりとします。</w:t>
-      </w:r>
-    </w:p>
-    <w:p>
-      <w:pPr>
-        <w:spacing w:after="90" w:line="340"/>
-        <w:ind w:left="440" w:hanging="440"/>
-      </w:pPr>
-      <w:r>
-        <w:t xml:space="preserve">2.</w:t>
-        <w:tab/>
-      </w:r>
-      <w:r>
         <w:t xml:space="preserve">電子契約サービス上の電子データを本契約の原本とし、委託者と受託者は、それぞれ保存します。紙の契約書への押印や郵送は必要ありません。</w:t>
-      </w:r>
-    </w:p>
-    <w:p>
-      <w:pPr>
-        <w:pBdr>
-          <w:left w:val="single" w:color="5B8C4A" w:sz="18" w:space="6"/>
-        </w:pBdr>
-        <w:shd w:fill="E8F1E4" w:color="auto" w:val="clear"/>
-        <w:spacing w:after="140" w:before="60" w:line="300"/>
-        <w:ind w:left="440"/>
-      </w:pPr>
-      <w:r>
-        <w:rPr>
-          <w:b/>
-          <w:bCs/>
-          <w:color w:val="2E5E2E"/>
-          <w:sz w:val="17"/>
-          <w:szCs w:val="17"/>
-        </w:rPr>
-        <w:t xml:space="preserve">ここがポイント（不要なら、この段落ごと削除できます）</w:t>
-      </w:r>
-      <w:r>
-        <w:rPr>
-          <w:color w:val="2E5E2E"/>
-          <w:sz w:val="18"/>
-          <w:szCs w:val="18"/>
-        </w:rPr>
-        <w:br/>
-        <w:t xml:space="preserve">電子契約なら、離れた場所にいても、印刷・押印・郵送なしで契約できます。収入印紙も不要です。署名に使うメールアドレスは、間違いのないものを使いましょう。</w:t>
       </w:r>
     </w:p>
     <w:p>

--- a/contracts/動画編集_業務委託契約書_ファルコンサーチ向け.docx
+++ b/contracts/動画編集_業務委託契約書_ファルコンサーチ向け.docx
@@ -339,7 +339,7 @@
         <w:tab/>
       </w:r>
       <w:r>
-        <w:t xml:space="preserve">単価は、消費税等を含まない金額（税別）です。消費税等の取扱いは、</w:t>
+        <w:t xml:space="preserve">単価は、消費税等を含まない金額（税別）です。受託者は、適格請求書発行事業者（インボイス登録事業者）ではありません。消費税等の取扱いは、</w:t>
       </w:r>
       <w:r>
         <w:rPr>
@@ -472,7 +472,7 @@
         <w:tab/>
       </w:r>
       <w:r>
-        <w:t xml:space="preserve">振込手数料（送金手数料、中継銀行の手数料、為替手数料などを含みます）は、</w:t>
+        <w:t xml:space="preserve">振込手数料は、</w:t>
       </w:r>
       <w:r>
         <w:rPr>

--- a/contracts/動画編集_業務委託契約書_ファルコンサーチ向け.docx
+++ b/contracts/動画編集_業務委託契約書_ファルコンサーチ向け.docx
@@ -33,7 +33,403 @@
         <w:t xml:space="preserve">{{要確認}}</w:t>
       </w:r>
       <w:r>
-        <w:t xml:space="preserve">、代表者：</w:t>
+        <w:t xml:space="preserve">、代表者：塚本彩香。以下「委託者」といいます）と、藤川拓哉（動画編集者／個人事業主、住所：〒860-0823 熊本県熊本市中央区世安町558の1 グランテージ世安807。以下「受託者」といいます）は、動画編集の業務委託について、次のとおり契約します。</w:t>
+      </w:r>
+    </w:p>
+    <w:p>
+      <w:pPr>
+        <w:pStyle w:val="Heading2"/>
+        <w:keepNext/>
+      </w:pPr>
+      <w:r>
+        <w:t xml:space="preserve">第1条（目的）</w:t>
+      </w:r>
+    </w:p>
+    <w:p>
+      <w:pPr>
+        <w:spacing w:after="90" w:line="340"/>
+        <w:ind w:left="440" w:hanging="440"/>
+      </w:pPr>
+      <w:r>
+        <w:t xml:space="preserve">1.</w:t>
+        <w:tab/>
+      </w:r>
+      <w:r>
+        <w:t xml:space="preserve">この契約（以下「本契約」といいます）は、委託者が受託者に動画編集の業務を委託し、受託者がこれを引き受けるにあたっての、基本的な条件を定めるものです。</w:t>
+      </w:r>
+    </w:p>
+    <w:p>
+      <w:pPr>
+        <w:spacing w:after="90" w:line="340"/>
+        <w:ind w:left="440" w:hanging="440"/>
+      </w:pPr>
+      <w:r>
+        <w:t xml:space="preserve">2.</w:t>
+        <w:tab/>
+      </w:r>
+      <w:r>
+        <w:t xml:space="preserve">委託者と受託者は、本契約の運用にあたり、「特定受託事業者に係る取引の適正化等に関する法律」（フリーランス・事業者間取引適正化等法。以下「フリーランス保護法」といいます）を守ります。</w:t>
+      </w:r>
+    </w:p>
+    <w:p>
+      <w:pPr>
+        <w:pStyle w:val="Heading2"/>
+        <w:keepNext/>
+      </w:pPr>
+      <w:r>
+        <w:t xml:space="preserve">第2条（業務内容）</w:t>
+      </w:r>
+    </w:p>
+    <w:p>
+      <w:pPr>
+        <w:spacing w:after="90" w:line="340"/>
+        <w:ind w:left="440" w:hanging="440"/>
+      </w:pPr>
+      <w:r>
+        <w:t xml:space="preserve">1.</w:t>
+        <w:tab/>
+      </w:r>
+      <w:r>
+        <w:t xml:space="preserve">委託者が受託者に委託する業務（以下「本業務」といいます）は、委託者から提供される素材と編集指示にもとづく、動画の編集です。本業務の種類・内容・単価は、別紙「単価表」に定めます。</w:t>
+      </w:r>
+    </w:p>
+    <w:p>
+      <w:pPr>
+        <w:spacing w:after="90" w:line="340"/>
+        <w:ind w:left="440" w:hanging="440"/>
+      </w:pPr>
+      <w:r>
+        <w:t xml:space="preserve">2.</w:t>
+        <w:tab/>
+      </w:r>
+      <w:r>
+        <w:t xml:space="preserve">別紙に記載のない種類の動画（たとえば、YouTube用の長尺動画）の編集は、委託者と受託者が単価その他の条件を協議して合意し、別紙に追加するまでは、本業務に含まれません。この合意は、Slack・メールなど記録が残る方法で行います。別紙に追加した種類にも、本契約の条文がそのまま適用されます。</w:t>
+      </w:r>
+    </w:p>
+    <w:p>
+      <w:pPr>
+        <w:spacing w:after="90" w:line="340"/>
+        <w:ind w:left="440" w:hanging="440"/>
+      </w:pPr>
+      <w:r>
+        <w:t xml:space="preserve">3.</w:t>
+        <w:tab/>
+      </w:r>
+      <w:r>
+        <w:t xml:space="preserve">受託者は、本業務を、自分の判断と方法で、自分が選ぶ場所・時間で行います。委託者は、受託者に勤務場所や勤務時間を指定せず、雇用のような指揮命令もしません。ただし、納期や編集指示を守ることは、本業務の内容として求められます。</w:t>
+      </w:r>
+    </w:p>
+    <w:p>
+      <w:pPr>
+        <w:spacing w:after="90" w:line="340"/>
+        <w:ind w:left="440" w:hanging="440"/>
+      </w:pPr>
+      <w:r>
+        <w:t xml:space="preserve">4.</w:t>
+        <w:tab/>
+      </w:r>
+      <w:r>
+        <w:t xml:space="preserve">成果物の納品や連絡は、すべてオンラインで行います。</w:t>
+      </w:r>
+    </w:p>
+    <w:p>
+      <w:pPr>
+        <w:pStyle w:val="Heading2"/>
+        <w:keepNext/>
+      </w:pPr>
+      <w:r>
+        <w:t xml:space="preserve">第3条（個別発注の方法）</w:t>
+      </w:r>
+    </w:p>
+    <w:p>
+      <w:pPr>
+        <w:spacing w:after="90" w:line="340"/>
+        <w:ind w:left="440" w:hanging="440"/>
+      </w:pPr>
+      <w:r>
+        <w:t xml:space="preserve">1.</w:t>
+        <w:tab/>
+      </w:r>
+      <w:r>
+        <w:t xml:space="preserve">委託者は、本業務を依頼するときは、Slack（委託者と受託者が共有するワークスペース）への投稿、または委託者が共有するスプレッドシートの編集指示欄への記載（以下あわせて「個別発注」といいます）によって、次のことを受託者に明示します。</w:t>
+      </w:r>
+    </w:p>
+    <w:p>
+      <w:pPr>
+        <w:spacing w:after="60" w:line="330"/>
+        <w:ind w:left="1000" w:hanging="560"/>
+      </w:pPr>
+      <w:r>
+        <w:t xml:space="preserve">(1)</w:t>
+        <w:tab/>
+      </w:r>
+      <w:r>
+        <w:t xml:space="preserve">発注した日</w:t>
+      </w:r>
+    </w:p>
+    <w:p>
+      <w:pPr>
+        <w:spacing w:after="60" w:line="330"/>
+        <w:ind w:left="1000" w:hanging="560"/>
+      </w:pPr>
+      <w:r>
+        <w:t xml:space="preserve">(2)</w:t>
+        <w:tab/>
+      </w:r>
+      <w:r>
+        <w:t xml:space="preserve">業務の種類（別紙のどれにあたるか）</w:t>
+      </w:r>
+    </w:p>
+    <w:p>
+      <w:pPr>
+        <w:spacing w:after="60" w:line="330"/>
+        <w:ind w:left="1000" w:hanging="560"/>
+      </w:pPr>
+      <w:r>
+        <w:t xml:space="preserve">(3)</w:t>
+        <w:tab/>
+      </w:r>
+      <w:r>
+        <w:t xml:space="preserve">編集する動画の内容・本数（素材の保管場所を含みます）</w:t>
+      </w:r>
+    </w:p>
+    <w:p>
+      <w:pPr>
+        <w:spacing w:after="60" w:line="330"/>
+        <w:ind w:left="1000" w:hanging="560"/>
+      </w:pPr>
+      <w:r>
+        <w:t xml:space="preserve">(4)</w:t>
+        <w:tab/>
+      </w:r>
+      <w:r>
+        <w:t xml:space="preserve">編集指示の内容</w:t>
+      </w:r>
+    </w:p>
+    <w:p>
+      <w:pPr>
+        <w:spacing w:after="60" w:line="330"/>
+        <w:ind w:left="1000" w:hanging="560"/>
+      </w:pPr>
+      <w:r>
+        <w:t xml:space="preserve">(5)</w:t>
+        <w:tab/>
+      </w:r>
+      <w:r>
+        <w:t xml:space="preserve">納期</w:t>
+      </w:r>
+    </w:p>
+    <w:p>
+      <w:pPr>
+        <w:spacing w:after="60" w:line="330"/>
+        <w:ind w:left="1000" w:hanging="560"/>
+      </w:pPr>
+      <w:r>
+        <w:t xml:space="preserve">(6)</w:t>
+        <w:tab/>
+      </w:r>
+      <w:r>
+        <w:t xml:space="preserve">成果物の納品先と納品方法</w:t>
+      </w:r>
+    </w:p>
+    <w:p>
+      <w:pPr>
+        <w:spacing w:after="90" w:line="340"/>
+        <w:ind w:left="440" w:hanging="440"/>
+      </w:pPr>
+      <w:r>
+        <w:t xml:space="preserve">2.</w:t>
+        <w:tab/>
+      </w:r>
+      <w:r>
+        <w:t xml:space="preserve">前項の投稿または記載があったときは、これを個別発注とみなします。ただし、受託者は、納期や分量の都合で引き受けられないときは、速やかに辞退できます。辞退しないときは、その個別発注が成立し、受託者はこれを引き受けたものとします。</w:t>
+      </w:r>
+    </w:p>
+    <w:p>
+      <w:pPr>
+        <w:spacing w:after="90" w:line="340"/>
+        <w:ind w:left="440" w:hanging="440"/>
+      </w:pPr>
+      <w:r>
+        <w:t xml:space="preserve">3.</w:t>
+        <w:tab/>
+      </w:r>
+      <w:r>
+        <w:t xml:space="preserve">報酬の額と支払期日は、本契約と別紙で定めたとおりとし、個別発注で改めて示さなくてもかまいません。個別発注によって報酬の額や支払期日を変えるには、受託者の明確な同意が必要です。</w:t>
+      </w:r>
+    </w:p>
+    <w:p>
+      <w:pPr>
+        <w:spacing w:after="90" w:line="340"/>
+        <w:ind w:left="440" w:hanging="440"/>
+      </w:pPr>
+      <w:r>
+        <w:t xml:space="preserve">4.</w:t>
+        <w:tab/>
+      </w:r>
+      <w:r>
+        <w:t xml:space="preserve">個別発注の内容が不明確、または不足しているときは、受託者はそのつど質問できます。回答があるまでの間、納期はその分延びます。</w:t>
+      </w:r>
+    </w:p>
+    <w:p>
+      <w:pPr>
+        <w:spacing w:after="90" w:line="340"/>
+        <w:ind w:left="440" w:hanging="440"/>
+      </w:pPr>
+      <w:r>
+        <w:t xml:space="preserve">5.</w:t>
+        <w:tab/>
+      </w:r>
+      <w:r>
+        <w:t xml:space="preserve">委託者は、個別発注の内容を、あとから確認できるようにしておきます。投稿の削除やスプレッドシートの書き換えをするときは、編集履歴などの記録が残る形で行い、変えた内容を受託者に伝えます。</w:t>
+      </w:r>
+    </w:p>
+    <w:p>
+      <w:pPr>
+        <w:spacing w:after="90" w:line="340"/>
+        <w:ind w:left="440" w:hanging="440"/>
+      </w:pPr>
+      <w:r>
+        <w:t xml:space="preserve">6.</w:t>
+        <w:tab/>
+      </w:r>
+      <w:r>
+        <w:t xml:space="preserve">別紙に記載の想定本数は目安です。委託者は一定の本数を発注する義務を負わず、受託者も一定の本数を引き受ける義務を負いません。</w:t>
+      </w:r>
+    </w:p>
+    <w:p>
+      <w:pPr>
+        <w:pStyle w:val="Heading2"/>
+        <w:keepNext/>
+      </w:pPr>
+      <w:r>
+        <w:t xml:space="preserve">第4条（報酬と請求）</w:t>
+      </w:r>
+    </w:p>
+    <w:p>
+      <w:pPr>
+        <w:spacing w:after="90" w:line="340"/>
+        <w:ind w:left="440" w:hanging="440"/>
+      </w:pPr>
+      <w:r>
+        <w:t xml:space="preserve">1.</w:t>
+        <w:tab/>
+      </w:r>
+      <w:r>
+        <w:t xml:space="preserve">報酬は、別紙「単価表」の単価に、検収に合格した（または第6条により合格とみなされた）成果物の本数をかけて計算します。修正の回数にかかわらず、同じ動画は1本として数えます。</w:t>
+      </w:r>
+    </w:p>
+    <w:p>
+      <w:pPr>
+        <w:spacing w:after="90" w:line="340"/>
+        <w:ind w:left="440" w:hanging="440"/>
+      </w:pPr>
+      <w:r>
+        <w:t xml:space="preserve">2.</w:t>
+        <w:tab/>
+      </w:r>
+      <w:r>
+        <w:t xml:space="preserve">単価は、消費税等を加算しない金額です。受託者は、適格請求書発行事業者（インボイス登録事業者）ではありません。そのため、請求書に消費税等は記載せず、単価の金額をそのまま支払うものとします。</w:t>
+      </w:r>
+    </w:p>
+    <w:p>
+      <w:pPr>
+        <w:spacing w:after="90" w:line="340"/>
+        <w:ind w:left="440" w:hanging="440"/>
+      </w:pPr>
+      <w:r>
+        <w:t xml:space="preserve">3.</w:t>
+        <w:tab/>
+      </w:r>
+      <w:r>
+        <w:t xml:space="preserve">受託者は、毎月末日で締め、その期間に納品した成果物（検収に合格したもの）の本数と金額をまとめた請求書を、翌月5日までに、メールやSlackなどの電磁的方法で委託者に送ります。</w:t>
+      </w:r>
+    </w:p>
+    <w:p>
+      <w:pPr>
+        <w:spacing w:after="90" w:line="340"/>
+        <w:ind w:left="440" w:hanging="440"/>
+      </w:pPr>
+      <w:r>
+        <w:t xml:space="preserve">4.</w:t>
+        <w:tab/>
+      </w:r>
+      <w:r>
+        <w:t xml:space="preserve">請求書には、納品日、動画の名前（または見分けられる情報）、本数、単価、金額を書きます。</w:t>
+      </w:r>
+    </w:p>
+    <w:p>
+      <w:pPr>
+        <w:spacing w:after="90" w:line="340"/>
+        <w:ind w:left="440" w:hanging="440"/>
+      </w:pPr>
+      <w:r>
+        <w:t xml:space="preserve">5.</w:t>
+        <w:tab/>
+      </w:r>
+      <w:r>
+        <w:t xml:space="preserve">委託者は、請求書の内容に疑問があるときは、速やかに受託者に連絡します。確認に時間がかかるときも、疑問のない部分は支払期日までに支払います。</w:t>
+      </w:r>
+    </w:p>
+    <w:p>
+      <w:pPr>
+        <w:pStyle w:val="Heading2"/>
+        <w:keepNext/>
+      </w:pPr>
+      <w:r>
+        <w:t xml:space="preserve">第5条（支払条件）</w:t>
+      </w:r>
+    </w:p>
+    <w:p>
+      <w:pPr>
+        <w:spacing w:after="90" w:line="340"/>
+        <w:ind w:left="440" w:hanging="440"/>
+      </w:pPr>
+      <w:r>
+        <w:t xml:space="preserve">1.</w:t>
+        <w:tab/>
+      </w:r>
+      <w:r>
+        <w:t xml:space="preserve">報酬の支払期日は、締め日の翌月末日とします。</w:t>
+      </w:r>
+    </w:p>
+    <w:p>
+      <w:pPr>
+        <w:spacing w:after="90" w:line="340"/>
+        <w:ind w:left="440" w:hanging="440"/>
+      </w:pPr>
+      <w:r>
+        <w:t xml:space="preserve">2.</w:t>
+        <w:tab/>
+      </w:r>
+      <w:r>
+        <w:t xml:space="preserve">前項にかかわらず、支払期日は、成果物を受け取った日（納品日）から60日を超えてはなりません。前項の日が納品日から60日を超えるときは、納品日から60日目を支払期日とします。検収にかかった日数を理由に、支払期日を延ばすことはありません。</w:t>
+      </w:r>
+    </w:p>
+    <w:p>
+      <w:pPr>
+        <w:spacing w:after="90" w:line="340"/>
+        <w:ind w:left="440" w:hanging="440"/>
+      </w:pPr>
+      <w:r>
+        <w:t xml:space="preserve">3.</w:t>
+        <w:tab/>
+      </w:r>
+      <w:r>
+        <w:t xml:space="preserve">支払期日が銀行の休業日にあたるときは、その直前の営業日までに支払います。</w:t>
+      </w:r>
+    </w:p>
+    <w:p>
+      <w:pPr>
+        <w:spacing w:after="90" w:line="340"/>
+        <w:ind w:left="440" w:hanging="440"/>
+      </w:pPr>
+      <w:r>
+        <w:t xml:space="preserve">4.</w:t>
+        <w:tab/>
+      </w:r>
+      <w:r>
+        <w:t xml:space="preserve">報酬は日本円で定めます。委託者は、受託者が指定する銀行口座に、報酬を振り込んで支払います。受託者の振込先は、</w:t>
       </w:r>
       <w:r>
         <w:rPr>
@@ -43,242 +439,7 @@
         <w:t xml:space="preserve">{{要確認}}</w:t>
       </w:r>
       <w:r>
-        <w:t xml:space="preserve">。以下「委託者」といいます）と、藤川拓哉（動画編集者／個人事業主、住所：〒860-0823 熊本県熊本市中央区世安町558の1 グランテージ世安807。以下「受託者」といいます）は、動画編集の業務委託について、次のとおり契約します。</w:t>
-      </w:r>
-    </w:p>
-    <w:p>
-      <w:pPr>
-        <w:pStyle w:val="Heading2"/>
-        <w:keepNext/>
-      </w:pPr>
-      <w:r>
-        <w:t xml:space="preserve">第1条（目的）</w:t>
-      </w:r>
-    </w:p>
-    <w:p>
-      <w:pPr>
-        <w:spacing w:after="90" w:line="340"/>
-        <w:ind w:left="440" w:hanging="440"/>
-      </w:pPr>
-      <w:r>
-        <w:t xml:space="preserve">1.</w:t>
-        <w:tab/>
-      </w:r>
-      <w:r>
-        <w:t xml:space="preserve">この契約（以下「本契約」といいます）は、委託者が受託者に動画編集の業務を委託し、受託者がこれを引き受けるにあたっての、基本的な条件を定めるものです。</w:t>
-      </w:r>
-    </w:p>
-    <w:p>
-      <w:pPr>
-        <w:spacing w:after="90" w:line="340"/>
-        <w:ind w:left="440" w:hanging="440"/>
-      </w:pPr>
-      <w:r>
-        <w:t xml:space="preserve">2.</w:t>
-        <w:tab/>
-      </w:r>
-      <w:r>
-        <w:t xml:space="preserve">委託者と受託者は、本契約の運用にあたり、「特定受託事業者に係る取引の適正化等に関する法律」（フリーランス・事業者間取引適正化等法。以下「フリーランス保護法」といいます）を守ります。</w:t>
-      </w:r>
-    </w:p>
-    <w:p>
-      <w:pPr>
-        <w:pStyle w:val="Heading2"/>
-        <w:keepNext/>
-      </w:pPr>
-      <w:r>
-        <w:t xml:space="preserve">第2条（業務内容）</w:t>
-      </w:r>
-    </w:p>
-    <w:p>
-      <w:pPr>
-        <w:spacing w:after="90" w:line="340"/>
-        <w:ind w:left="440" w:hanging="440"/>
-      </w:pPr>
-      <w:r>
-        <w:t xml:space="preserve">1.</w:t>
-        <w:tab/>
-      </w:r>
-      <w:r>
-        <w:t xml:space="preserve">委託者が受託者に委託する業務（以下「本業務」といいます）は、委託者から提供される素材と編集指示にもとづく、動画の編集です。本業務の種類・内容・単価は、別紙「単価表」に定めます。</w:t>
-      </w:r>
-    </w:p>
-    <w:p>
-      <w:pPr>
-        <w:spacing w:after="90" w:line="340"/>
-        <w:ind w:left="440" w:hanging="440"/>
-      </w:pPr>
-      <w:r>
-        <w:t xml:space="preserve">2.</w:t>
-        <w:tab/>
-      </w:r>
-      <w:r>
-        <w:t xml:space="preserve">別紙に記載のない種類の動画（たとえば、YouTube用の長尺動画）の編集は、委託者と受託者が単価その他の条件を協議して合意し、別紙に追加するまでは、本業務に含まれません。この合意は、Slack・メールなど記録が残る方法で行います。別紙に追加した種類にも、本契約の条文がそのまま適用されます。</w:t>
-      </w:r>
-    </w:p>
-    <w:p>
-      <w:pPr>
-        <w:spacing w:after="90" w:line="340"/>
-        <w:ind w:left="440" w:hanging="440"/>
-      </w:pPr>
-      <w:r>
-        <w:t xml:space="preserve">3.</w:t>
-        <w:tab/>
-      </w:r>
-      <w:r>
-        <w:t xml:space="preserve">受託者は、本業務を、自分の判断と方法で、自分が選ぶ場所・時間で行います。委託者は、受託者に勤務場所や勤務時間を指定せず、雇用のような指揮命令もしません。ただし、納期や編集指示を守ることは、本業務の内容として求められます。</w:t>
-      </w:r>
-    </w:p>
-    <w:p>
-      <w:pPr>
-        <w:spacing w:after="90" w:line="340"/>
-        <w:ind w:left="440" w:hanging="440"/>
-      </w:pPr>
-      <w:r>
-        <w:t xml:space="preserve">4.</w:t>
-        <w:tab/>
-      </w:r>
-      <w:r>
-        <w:t xml:space="preserve">成果物の納品や連絡は、すべてオンラインで行います。</w:t>
-      </w:r>
-    </w:p>
-    <w:p>
-      <w:pPr>
-        <w:pStyle w:val="Heading2"/>
-        <w:keepNext/>
-      </w:pPr>
-      <w:r>
-        <w:t xml:space="preserve">第3条（個別発注の方法）</w:t>
-      </w:r>
-    </w:p>
-    <w:p>
-      <w:pPr>
-        <w:spacing w:after="90" w:line="340"/>
-        <w:ind w:left="440" w:hanging="440"/>
-      </w:pPr>
-      <w:r>
-        <w:t xml:space="preserve">1.</w:t>
-        <w:tab/>
-      </w:r>
-      <w:r>
-        <w:t xml:space="preserve">委託者は、本業務を依頼するときは、Slack（委託者と受託者が共有するワークスペース）への投稿、または委託者が共有するスプレッドシートの編集指示欄への記載（以下あわせて「個別発注」といいます）によって、次のことを受託者に明示します。</w:t>
-      </w:r>
-    </w:p>
-    <w:p>
-      <w:pPr>
-        <w:spacing w:after="60" w:line="330"/>
-        <w:ind w:left="1000" w:hanging="560"/>
-      </w:pPr>
-      <w:r>
-        <w:t xml:space="preserve">(1)</w:t>
-        <w:tab/>
-      </w:r>
-      <w:r>
-        <w:t xml:space="preserve">発注した日</w:t>
-      </w:r>
-    </w:p>
-    <w:p>
-      <w:pPr>
-        <w:spacing w:after="60" w:line="330"/>
-        <w:ind w:left="1000" w:hanging="560"/>
-      </w:pPr>
-      <w:r>
-        <w:t xml:space="preserve">(2)</w:t>
-        <w:tab/>
-      </w:r>
-      <w:r>
-        <w:t xml:space="preserve">業務の種類（別紙のどれにあたるか）</w:t>
-      </w:r>
-    </w:p>
-    <w:p>
-      <w:pPr>
-        <w:spacing w:after="60" w:line="330"/>
-        <w:ind w:left="1000" w:hanging="560"/>
-      </w:pPr>
-      <w:r>
-        <w:t xml:space="preserve">(3)</w:t>
-        <w:tab/>
-      </w:r>
-      <w:r>
-        <w:t xml:space="preserve">編集する動画の内容・本数（素材の保管場所を含みます）</w:t>
-      </w:r>
-    </w:p>
-    <w:p>
-      <w:pPr>
-        <w:spacing w:after="60" w:line="330"/>
-        <w:ind w:left="1000" w:hanging="560"/>
-      </w:pPr>
-      <w:r>
-        <w:t xml:space="preserve">(4)</w:t>
-        <w:tab/>
-      </w:r>
-      <w:r>
-        <w:t xml:space="preserve">編集指示の内容</w:t>
-      </w:r>
-    </w:p>
-    <w:p>
-      <w:pPr>
-        <w:spacing w:after="60" w:line="330"/>
-        <w:ind w:left="1000" w:hanging="560"/>
-      </w:pPr>
-      <w:r>
-        <w:t xml:space="preserve">(5)</w:t>
-        <w:tab/>
-      </w:r>
-      <w:r>
-        <w:t xml:space="preserve">納期</w:t>
-      </w:r>
-    </w:p>
-    <w:p>
-      <w:pPr>
-        <w:spacing w:after="60" w:line="330"/>
-        <w:ind w:left="1000" w:hanging="560"/>
-      </w:pPr>
-      <w:r>
-        <w:t xml:space="preserve">(6)</w:t>
-        <w:tab/>
-      </w:r>
-      <w:r>
-        <w:t xml:space="preserve">成果物の納品先と納品方法</w:t>
-      </w:r>
-    </w:p>
-    <w:p>
-      <w:pPr>
-        <w:spacing w:after="90" w:line="340"/>
-        <w:ind w:left="440" w:hanging="440"/>
-      </w:pPr>
-      <w:r>
-        <w:t xml:space="preserve">2.</w:t>
-        <w:tab/>
-      </w:r>
-      <w:r>
-        <w:t xml:space="preserve">前項の投稿または記載があったときは、これを個別発注とみなします。ただし、受託者は、納期や分量の都合で引き受けられないときは、速やかに辞退できます。辞退しないときは、その個別発注が成立し、受託者はこれを引き受けたものとします。</w:t>
-      </w:r>
-    </w:p>
-    <w:p>
-      <w:pPr>
-        <w:spacing w:after="90" w:line="340"/>
-        <w:ind w:left="440" w:hanging="440"/>
-      </w:pPr>
-      <w:r>
-        <w:t xml:space="preserve">3.</w:t>
-        <w:tab/>
-      </w:r>
-      <w:r>
-        <w:t xml:space="preserve">報酬の額と支払期日は、本契約と別紙で定めたとおりとし、個別発注で改めて示さなくてもかまいません。個別発注によって報酬の額や支払期日を変えるには、受託者の明確な同意が必要です。</w:t>
-      </w:r>
-    </w:p>
-    <w:p>
-      <w:pPr>
-        <w:spacing w:after="90" w:line="340"/>
-        <w:ind w:left="440" w:hanging="440"/>
-      </w:pPr>
-      <w:r>
-        <w:t xml:space="preserve">4.</w:t>
-        <w:tab/>
-      </w:r>
-      <w:r>
-        <w:t xml:space="preserve">個別発注の内容が不明確、または不足しているときは、受託者はそのつど質問できます。回答があるまでの間、納期はその分延びます。</w:t>
+        <w:t xml:space="preserve">とします。</w:t>
       </w:r>
     </w:p>
     <w:p>
@@ -291,198 +452,7 @@
         <w:tab/>
       </w:r>
       <w:r>
-        <w:t xml:space="preserve">委託者は、個別発注の内容を、あとから確認できるようにしておきます。投稿の削除やスプレッドシートの書き換えをするときは、編集履歴などの記録が残る形で行い、変えた内容を受託者に伝えます。</w:t>
-      </w:r>
-    </w:p>
-    <w:p>
-      <w:pPr>
-        <w:spacing w:after="90" w:line="340"/>
-        <w:ind w:left="440" w:hanging="440"/>
-      </w:pPr>
-      <w:r>
-        <w:t xml:space="preserve">6.</w:t>
-        <w:tab/>
-      </w:r>
-      <w:r>
-        <w:t xml:space="preserve">別紙に記載の想定本数は目安です。委託者は一定の本数を発注する義務を負わず、受託者も一定の本数を引き受ける義務を負いません。</w:t>
-      </w:r>
-    </w:p>
-    <w:p>
-      <w:pPr>
-        <w:pStyle w:val="Heading2"/>
-        <w:keepNext/>
-      </w:pPr>
-      <w:r>
-        <w:t xml:space="preserve">第4条（報酬と請求）</w:t>
-      </w:r>
-    </w:p>
-    <w:p>
-      <w:pPr>
-        <w:spacing w:after="90" w:line="340"/>
-        <w:ind w:left="440" w:hanging="440"/>
-      </w:pPr>
-      <w:r>
-        <w:t xml:space="preserve">1.</w:t>
-        <w:tab/>
-      </w:r>
-      <w:r>
-        <w:t xml:space="preserve">報酬は、別紙「単価表」の単価に、検収に合格した（または第6条により合格とみなされた）成果物の本数をかけて計算します。修正の回数にかかわらず、同じ動画は1本として数えます。</w:t>
-      </w:r>
-    </w:p>
-    <w:p>
-      <w:pPr>
-        <w:spacing w:after="90" w:line="340"/>
-        <w:ind w:left="440" w:hanging="440"/>
-      </w:pPr>
-      <w:r>
-        <w:t xml:space="preserve">2.</w:t>
-        <w:tab/>
-      </w:r>
-      <w:r>
-        <w:t xml:space="preserve">単価は、消費税等を含まない金額（税別）です。受託者は、適格請求書発行事業者（インボイス登録事業者）ではありません。消費税等の取扱いは、</w:t>
-      </w:r>
-      <w:r>
-        <w:rPr>
-          <w:highlight w:val="yellow"/>
-          <w:highlightCs w:val="yellow"/>
-        </w:rPr>
-        <w:t xml:space="preserve">{{要確認}}</w:t>
-      </w:r>
-      <w:r>
-        <w:t xml:space="preserve">とします。</w:t>
-      </w:r>
-    </w:p>
-    <w:p>
-      <w:pPr>
-        <w:spacing w:after="90" w:line="340"/>
-        <w:ind w:left="440" w:hanging="440"/>
-      </w:pPr>
-      <w:r>
-        <w:t xml:space="preserve">3.</w:t>
-        <w:tab/>
-      </w:r>
-      <w:r>
-        <w:t xml:space="preserve">受託者は、毎月末日で締め、その期間に納品した成果物（検収に合格したもの）の本数と金額をまとめた請求書を、翌月5日までに、メールやSlackなどの電磁的方法で委託者に送ります。</w:t>
-      </w:r>
-    </w:p>
-    <w:p>
-      <w:pPr>
-        <w:spacing w:after="90" w:line="340"/>
-        <w:ind w:left="440" w:hanging="440"/>
-      </w:pPr>
-      <w:r>
-        <w:t xml:space="preserve">4.</w:t>
-        <w:tab/>
-      </w:r>
-      <w:r>
-        <w:t xml:space="preserve">請求書には、納品日、動画の名前（または見分けられる情報）、本数、単価、金額を書きます。</w:t>
-      </w:r>
-    </w:p>
-    <w:p>
-      <w:pPr>
-        <w:spacing w:after="90" w:line="340"/>
-        <w:ind w:left="440" w:hanging="440"/>
-      </w:pPr>
-      <w:r>
-        <w:t xml:space="preserve">5.</w:t>
-        <w:tab/>
-      </w:r>
-      <w:r>
-        <w:t xml:space="preserve">委託者は、請求書の内容に疑問があるときは、速やかに受託者に連絡します。確認に時間がかかるときも、疑問のない部分は支払期日までに支払います。</w:t>
-      </w:r>
-    </w:p>
-    <w:p>
-      <w:pPr>
-        <w:pStyle w:val="Heading2"/>
-        <w:keepNext/>
-      </w:pPr>
-      <w:r>
-        <w:t xml:space="preserve">第5条（支払条件）</w:t>
-      </w:r>
-    </w:p>
-    <w:p>
-      <w:pPr>
-        <w:spacing w:after="90" w:line="340"/>
-        <w:ind w:left="440" w:hanging="440"/>
-      </w:pPr>
-      <w:r>
-        <w:t xml:space="preserve">1.</w:t>
-        <w:tab/>
-      </w:r>
-      <w:r>
-        <w:t xml:space="preserve">報酬の支払期日は、締め日の翌月末日とします。</w:t>
-      </w:r>
-    </w:p>
-    <w:p>
-      <w:pPr>
-        <w:spacing w:after="90" w:line="340"/>
-        <w:ind w:left="440" w:hanging="440"/>
-      </w:pPr>
-      <w:r>
-        <w:t xml:space="preserve">2.</w:t>
-        <w:tab/>
-      </w:r>
-      <w:r>
-        <w:t xml:space="preserve">前項にかかわらず、支払期日は、成果物を受け取った日（納品日）から60日を超えてはなりません。前項の日が納品日から60日を超えるときは、納品日から60日目を支払期日とします。検収にかかった日数を理由に、支払期日を延ばすことはありません。</w:t>
-      </w:r>
-    </w:p>
-    <w:p>
-      <w:pPr>
-        <w:spacing w:after="90" w:line="340"/>
-        <w:ind w:left="440" w:hanging="440"/>
-      </w:pPr>
-      <w:r>
-        <w:t xml:space="preserve">3.</w:t>
-        <w:tab/>
-      </w:r>
-      <w:r>
-        <w:t xml:space="preserve">支払期日が銀行の休業日にあたるときは、その直前の営業日までに支払います。</w:t>
-      </w:r>
-    </w:p>
-    <w:p>
-      <w:pPr>
-        <w:spacing w:after="90" w:line="340"/>
-        <w:ind w:left="440" w:hanging="440"/>
-      </w:pPr>
-      <w:r>
-        <w:t xml:space="preserve">4.</w:t>
-        <w:tab/>
-      </w:r>
-      <w:r>
-        <w:t xml:space="preserve">報酬は日本円で定めます。委託者は、受託者が指定する銀行口座に、報酬を振り込んで支払います。受託者の振込先は、</w:t>
-      </w:r>
-      <w:r>
-        <w:rPr>
-          <w:highlight w:val="yellow"/>
-          <w:highlightCs w:val="yellow"/>
-        </w:rPr>
-        <w:t xml:space="preserve">{{要確認}}</w:t>
-      </w:r>
-      <w:r>
-        <w:t xml:space="preserve">とします。</w:t>
-      </w:r>
-    </w:p>
-    <w:p>
-      <w:pPr>
-        <w:spacing w:after="90" w:line="340"/>
-        <w:ind w:left="440" w:hanging="440"/>
-      </w:pPr>
-      <w:r>
-        <w:t xml:space="preserve">5.</w:t>
-        <w:tab/>
-      </w:r>
-      <w:r>
-        <w:t xml:space="preserve">振込手数料は、</w:t>
-      </w:r>
-      <w:r>
-        <w:rPr>
-          <w:highlight w:val="yellow"/>
-          <w:highlightCs w:val="yellow"/>
-        </w:rPr>
-        <w:t xml:space="preserve">{{要確認}}</w:t>
-      </w:r>
-      <w:r>
-        <w:t xml:space="preserve">が負担します。受託者が負担する場合に限り、委託者は、実際にかかった手数料の額を報酬から差し引くことができ、その額を受託者に明らかにします。</w:t>
+        <w:t xml:space="preserve">振込手数料は、委託者が負担します。受託者が負担する場合に限り、委託者は、実際にかかった手数料の額を報酬から差し引くことができ、その額を受託者に明らかにします。</w:t>
       </w:r>
     </w:p>
     <w:p>
@@ -1617,16 +1587,7 @@
           <w:b w:val="false"/>
           <w:bCs w:val="false"/>
         </w:rPr>
-        <w:t xml:space="preserve">代表者：</w:t>
-      </w:r>
-      <w:r>
-        <w:rPr>
-          <w:b w:val="false"/>
-          <w:bCs w:val="false"/>
-          <w:highlight w:val="yellow"/>
-          <w:highlightCs w:val="yellow"/>
-        </w:rPr>
-        <w:t xml:space="preserve">{{要確認}}</w:t>
+        <w:t xml:space="preserve">代表者：塚本彩香</w:t>
       </w:r>
     </w:p>
     <w:p>
@@ -1686,7 +1647,7 @@
           <w:sz w:val="19"/>
           <w:szCs w:val="19"/>
         </w:rPr>
-        <w:t xml:space="preserve">本契約第2条・第4条にもとづく、業務の種類と単価です。業務の種類を増やすときは、下の表に行を足します（本文を変える必要はありません）。単価は、税別です。</w:t>
+        <w:t xml:space="preserve">本契約第2条・第4条にもとづく、業務の種類と単価です。業務の種類を増やすときは、下の表に行を足します（本文を変える必要はありません）。単価は、消費税等を加算しない金額です。</w:t>
       </w:r>
     </w:p>
     <w:tbl>
@@ -1825,7 +1786,7 @@
                 <w:sz w:val="17"/>
                 <w:szCs w:val="17"/>
               </w:rPr>
-              <w:t xml:space="preserve">単価（税別）</w:t>
+              <w:t xml:space="preserve">単価</w:t>
             </w:r>
           </w:p>
         </w:tc>
@@ -2056,18 +2017,7 @@
                 <w:sz w:val="17"/>
                 <w:szCs w:val="17"/>
               </w:rPr>
-              <w:t xml:space="preserve">想定本数：月10〜12本（目安であり、本数を保証するものではありません。第3条6項）。1本あたりの長さ・仕様の上限：</w:t>
-            </w:r>
-            <w:r>
-              <w:rPr>
-                <w:b w:val="false"/>
-                <w:bCs w:val="false"/>
-                <w:sz w:val="17"/>
-                <w:szCs w:val="17"/>
-                <w:highlight w:val="yellow"/>
-                <w:highlightCs w:val="yellow"/>
-              </w:rPr>
-              <w:t xml:space="preserve">{{要確認}}</w:t>
+              <w:t xml:space="preserve">想定本数：月10〜12本（目安であり、本数を保証するものではありません。第3条6項）。1本あたりの長さ・仕様は個別発注で示し、通常の想定を大きく超える場合は、単価を相談して決めます。</w:t>
             </w:r>
           </w:p>
         </w:tc>
